--- a/docs/MODULES/Customer.docx
+++ b/docs/MODULES/Customer.docx
@@ -324,6 +324,12 @@
               <w:right w:w="60" w:type="dxa"/>
             </w:tcMar>
             <w:shd w:fill="1A365D" w:val="clear"/>
+            <w:tcMar>
+              <w:top w:w="40" w:type="dxa"/>
+              <w:bottom w:w="40" w:type="dxa"/>
+              <w:left w:w="60" w:type="dxa"/>
+              <w:right w:w="60" w:type="dxa"/>
+            </w:tcMar>
           </w:tcPr>
           <w:p>
             <w:pPr>
@@ -351,6 +357,12 @@
               <w:right w:w="60" w:type="dxa"/>
             </w:tcMar>
             <w:shd w:fill="1A365D" w:val="clear"/>
+            <w:tcMar>
+              <w:top w:w="40" w:type="dxa"/>
+              <w:bottom w:w="40" w:type="dxa"/>
+              <w:left w:w="60" w:type="dxa"/>
+              <w:right w:w="60" w:type="dxa"/>
+            </w:tcMar>
           </w:tcPr>
           <w:p>
             <w:pPr>
@@ -378,6 +390,12 @@
               <w:right w:w="60" w:type="dxa"/>
             </w:tcMar>
             <w:shd w:fill="1A365D" w:val="clear"/>
+            <w:tcMar>
+              <w:top w:w="40" w:type="dxa"/>
+              <w:bottom w:w="40" w:type="dxa"/>
+              <w:left w:w="60" w:type="dxa"/>
+              <w:right w:w="60" w:type="dxa"/>
+            </w:tcMar>
           </w:tcPr>
           <w:p>
             <w:pPr>
@@ -400,6 +418,12 @@
       <w:tr>
         <w:tc>
           <w:tcPr>
+            <w:tcMar>
+              <w:top w:w="40" w:type="dxa"/>
+              <w:bottom w:w="40" w:type="dxa"/>
+              <w:left w:w="60" w:type="dxa"/>
+              <w:right w:w="60" w:type="dxa"/>
+            </w:tcMar>
             <w:tcMar>
               <w:top w:w="40" w:type="dxa"/>
               <w:bottom w:w="40" w:type="dxa"/>
@@ -430,6 +454,12 @@
               <w:left w:w="60" w:type="dxa"/>
               <w:right w:w="60" w:type="dxa"/>
             </w:tcMar>
+            <w:tcMar>
+              <w:top w:w="40" w:type="dxa"/>
+              <w:bottom w:w="40" w:type="dxa"/>
+              <w:left w:w="60" w:type="dxa"/>
+              <w:right w:w="60" w:type="dxa"/>
+            </w:tcMar>
           </w:tcPr>
           <w:p>
             <w:pPr>
@@ -449,6 +479,12 @@
         </w:tc>
         <w:tc>
           <w:tcPr>
+            <w:tcMar>
+              <w:top w:w="40" w:type="dxa"/>
+              <w:bottom w:w="40" w:type="dxa"/>
+              <w:left w:w="60" w:type="dxa"/>
+              <w:right w:w="60" w:type="dxa"/>
+            </w:tcMar>
             <w:tcMar>
               <w:top w:w="40" w:type="dxa"/>
               <w:bottom w:w="40" w:type="dxa"/>
@@ -495,6 +531,12 @@
               <w:left w:w="60" w:type="dxa"/>
               <w:right w:w="60" w:type="dxa"/>
             </w:tcMar>
+            <w:tcMar>
+              <w:top w:w="40" w:type="dxa"/>
+              <w:bottom w:w="40" w:type="dxa"/>
+              <w:left w:w="60" w:type="dxa"/>
+              <w:right w:w="60" w:type="dxa"/>
+            </w:tcMar>
           </w:tcPr>
           <w:p>
             <w:pPr>
@@ -513,6 +555,12 @@
         </w:tc>
         <w:tc>
           <w:tcPr>
+            <w:tcMar>
+              <w:top w:w="40" w:type="dxa"/>
+              <w:bottom w:w="40" w:type="dxa"/>
+              <w:left w:w="60" w:type="dxa"/>
+              <w:right w:w="60" w:type="dxa"/>
+            </w:tcMar>
             <w:tcMar>
               <w:top w:w="40" w:type="dxa"/>
               <w:bottom w:w="40" w:type="dxa"/>
@@ -538,6 +586,12 @@
         </w:tc>
         <w:tc>
           <w:tcPr>
+            <w:tcMar>
+              <w:top w:w="40" w:type="dxa"/>
+              <w:bottom w:w="40" w:type="dxa"/>
+              <w:left w:w="60" w:type="dxa"/>
+              <w:right w:w="60" w:type="dxa"/>
+            </w:tcMar>
             <w:tcMar>
               <w:top w:w="40" w:type="dxa"/>
               <w:bottom w:w="40" w:type="dxa"/>
@@ -584,6 +638,12 @@
               <w:left w:w="60" w:type="dxa"/>
               <w:right w:w="60" w:type="dxa"/>
             </w:tcMar>
+            <w:tcMar>
+              <w:top w:w="40" w:type="dxa"/>
+              <w:bottom w:w="40" w:type="dxa"/>
+              <w:left w:w="60" w:type="dxa"/>
+              <w:right w:w="60" w:type="dxa"/>
+            </w:tcMar>
           </w:tcPr>
           <w:p>
             <w:pPr>
@@ -602,6 +662,12 @@
         </w:tc>
         <w:tc>
           <w:tcPr>
+            <w:tcMar>
+              <w:top w:w="40" w:type="dxa"/>
+              <w:bottom w:w="40" w:type="dxa"/>
+              <w:left w:w="60" w:type="dxa"/>
+              <w:right w:w="60" w:type="dxa"/>
+            </w:tcMar>
             <w:tcMar>
               <w:top w:w="40" w:type="dxa"/>
               <w:bottom w:w="40" w:type="dxa"/>
@@ -627,6 +693,12 @@
         </w:tc>
         <w:tc>
           <w:tcPr>
+            <w:tcMar>
+              <w:top w:w="40" w:type="dxa"/>
+              <w:bottom w:w="40" w:type="dxa"/>
+              <w:left w:w="60" w:type="dxa"/>
+              <w:right w:w="60" w:type="dxa"/>
+            </w:tcMar>
             <w:tcMar>
               <w:top w:w="40" w:type="dxa"/>
               <w:bottom w:w="40" w:type="dxa"/>
@@ -659,6 +731,12 @@
               <w:left w:w="60" w:type="dxa"/>
               <w:right w:w="60" w:type="dxa"/>
             </w:tcMar>
+            <w:tcMar>
+              <w:top w:w="40" w:type="dxa"/>
+              <w:bottom w:w="40" w:type="dxa"/>
+              <w:left w:w="60" w:type="dxa"/>
+              <w:right w:w="60" w:type="dxa"/>
+            </w:tcMar>
           </w:tcPr>
           <w:p>
             <w:pPr>
@@ -677,6 +755,12 @@
         </w:tc>
         <w:tc>
           <w:tcPr>
+            <w:tcMar>
+              <w:top w:w="40" w:type="dxa"/>
+              <w:bottom w:w="40" w:type="dxa"/>
+              <w:left w:w="60" w:type="dxa"/>
+              <w:right w:w="60" w:type="dxa"/>
+            </w:tcMar>
             <w:tcMar>
               <w:top w:w="40" w:type="dxa"/>
               <w:bottom w:w="40" w:type="dxa"/>
@@ -702,6 +786,12 @@
         </w:tc>
         <w:tc>
           <w:tcPr>
+            <w:tcMar>
+              <w:top w:w="40" w:type="dxa"/>
+              <w:bottom w:w="40" w:type="dxa"/>
+              <w:left w:w="60" w:type="dxa"/>
+              <w:right w:w="60" w:type="dxa"/>
+            </w:tcMar>
             <w:tcMar>
               <w:top w:w="40" w:type="dxa"/>
               <w:bottom w:w="40" w:type="dxa"/>
@@ -734,6 +824,12 @@
               <w:left w:w="60" w:type="dxa"/>
               <w:right w:w="60" w:type="dxa"/>
             </w:tcMar>
+            <w:tcMar>
+              <w:top w:w="40" w:type="dxa"/>
+              <w:bottom w:w="40" w:type="dxa"/>
+              <w:left w:w="60" w:type="dxa"/>
+              <w:right w:w="60" w:type="dxa"/>
+            </w:tcMar>
           </w:tcPr>
           <w:p>
             <w:pPr>
@@ -752,6 +848,12 @@
         </w:tc>
         <w:tc>
           <w:tcPr>
+            <w:tcMar>
+              <w:top w:w="40" w:type="dxa"/>
+              <w:bottom w:w="40" w:type="dxa"/>
+              <w:left w:w="60" w:type="dxa"/>
+              <w:right w:w="60" w:type="dxa"/>
+            </w:tcMar>
             <w:tcMar>
               <w:top w:w="40" w:type="dxa"/>
               <w:bottom w:w="40" w:type="dxa"/>
@@ -777,6 +879,12 @@
         </w:tc>
         <w:tc>
           <w:tcPr>
+            <w:tcMar>
+              <w:top w:w="40" w:type="dxa"/>
+              <w:bottom w:w="40" w:type="dxa"/>
+              <w:left w:w="60" w:type="dxa"/>
+              <w:right w:w="60" w:type="dxa"/>
+            </w:tcMar>
             <w:tcMar>
               <w:top w:w="40" w:type="dxa"/>
               <w:bottom w:w="40" w:type="dxa"/>
@@ -1650,6 +1758,12 @@
               <w:right w:w="60" w:type="dxa"/>
             </w:tcMar>
             <w:shd w:fill="1A365D" w:val="clear"/>
+            <w:tcMar>
+              <w:top w:w="40" w:type="dxa"/>
+              <w:bottom w:w="40" w:type="dxa"/>
+              <w:left w:w="60" w:type="dxa"/>
+              <w:right w:w="60" w:type="dxa"/>
+            </w:tcMar>
           </w:tcPr>
           <w:p>
             <w:pPr>
@@ -1677,6 +1791,12 @@
               <w:right w:w="60" w:type="dxa"/>
             </w:tcMar>
             <w:shd w:fill="1A365D" w:val="clear"/>
+            <w:tcMar>
+              <w:top w:w="40" w:type="dxa"/>
+              <w:bottom w:w="40" w:type="dxa"/>
+              <w:left w:w="60" w:type="dxa"/>
+              <w:right w:w="60" w:type="dxa"/>
+            </w:tcMar>
           </w:tcPr>
           <w:p>
             <w:pPr>
@@ -1705,6 +1825,12 @@
               <w:left w:w="60" w:type="dxa"/>
               <w:right w:w="60" w:type="dxa"/>
             </w:tcMar>
+            <w:tcMar>
+              <w:top w:w="40" w:type="dxa"/>
+              <w:bottom w:w="40" w:type="dxa"/>
+              <w:left w:w="60" w:type="dxa"/>
+              <w:right w:w="60" w:type="dxa"/>
+            </w:tcMar>
           </w:tcPr>
           <w:p>
             <w:pPr>
@@ -1723,6 +1849,12 @@
         </w:tc>
         <w:tc>
           <w:tcPr>
+            <w:tcMar>
+              <w:top w:w="40" w:type="dxa"/>
+              <w:bottom w:w="40" w:type="dxa"/>
+              <w:left w:w="60" w:type="dxa"/>
+              <w:right w:w="60" w:type="dxa"/>
+            </w:tcMar>
             <w:tcMar>
               <w:top w:w="40" w:type="dxa"/>
               <w:bottom w:w="40" w:type="dxa"/>
@@ -1799,6 +1931,12 @@
               <w:left w:w="60" w:type="dxa"/>
               <w:right w:w="60" w:type="dxa"/>
             </w:tcMar>
+            <w:tcMar>
+              <w:top w:w="40" w:type="dxa"/>
+              <w:bottom w:w="40" w:type="dxa"/>
+              <w:left w:w="60" w:type="dxa"/>
+              <w:right w:w="60" w:type="dxa"/>
+            </w:tcMar>
           </w:tcPr>
           <w:p>
             <w:pPr>
@@ -1817,6 +1955,12 @@
         </w:tc>
         <w:tc>
           <w:tcPr>
+            <w:tcMar>
+              <w:top w:w="40" w:type="dxa"/>
+              <w:bottom w:w="40" w:type="dxa"/>
+              <w:left w:w="60" w:type="dxa"/>
+              <w:right w:w="60" w:type="dxa"/>
+            </w:tcMar>
             <w:tcMar>
               <w:top w:w="40" w:type="dxa"/>
               <w:bottom w:w="40" w:type="dxa"/>
@@ -1872,6 +2016,12 @@
               <w:left w:w="60" w:type="dxa"/>
               <w:right w:w="60" w:type="dxa"/>
             </w:tcMar>
+            <w:tcMar>
+              <w:top w:w="40" w:type="dxa"/>
+              <w:bottom w:w="40" w:type="dxa"/>
+              <w:left w:w="60" w:type="dxa"/>
+              <w:right w:w="60" w:type="dxa"/>
+            </w:tcMar>
           </w:tcPr>
           <w:p>
             <w:pPr>
@@ -1890,6 +2040,12 @@
         </w:tc>
         <w:tc>
           <w:tcPr>
+            <w:tcMar>
+              <w:top w:w="40" w:type="dxa"/>
+              <w:bottom w:w="40" w:type="dxa"/>
+              <w:left w:w="60" w:type="dxa"/>
+              <w:right w:w="60" w:type="dxa"/>
+            </w:tcMar>
             <w:tcMar>
               <w:top w:w="40" w:type="dxa"/>
               <w:bottom w:w="40" w:type="dxa"/>
@@ -1951,6 +2107,12 @@
               <w:left w:w="60" w:type="dxa"/>
               <w:right w:w="60" w:type="dxa"/>
             </w:tcMar>
+            <w:tcMar>
+              <w:top w:w="40" w:type="dxa"/>
+              <w:bottom w:w="40" w:type="dxa"/>
+              <w:left w:w="60" w:type="dxa"/>
+              <w:right w:w="60" w:type="dxa"/>
+            </w:tcMar>
           </w:tcPr>
           <w:p>
             <w:pPr>
@@ -1969,6 +2131,12 @@
         </w:tc>
         <w:tc>
           <w:tcPr>
+            <w:tcMar>
+              <w:top w:w="40" w:type="dxa"/>
+              <w:bottom w:w="40" w:type="dxa"/>
+              <w:left w:w="60" w:type="dxa"/>
+              <w:right w:w="60" w:type="dxa"/>
+            </w:tcMar>
             <w:tcMar>
               <w:top w:w="40" w:type="dxa"/>
               <w:bottom w:w="40" w:type="dxa"/>
@@ -2071,6 +2239,12 @@
               <w:right w:w="60" w:type="dxa"/>
             </w:tcMar>
             <w:shd w:fill="1A365D" w:val="clear"/>
+            <w:tcMar>
+              <w:top w:w="40" w:type="dxa"/>
+              <w:bottom w:w="40" w:type="dxa"/>
+              <w:left w:w="60" w:type="dxa"/>
+              <w:right w:w="60" w:type="dxa"/>
+            </w:tcMar>
           </w:tcPr>
           <w:p>
             <w:pPr>
@@ -2098,6 +2272,12 @@
               <w:right w:w="60" w:type="dxa"/>
             </w:tcMar>
             <w:shd w:fill="1A365D" w:val="clear"/>
+            <w:tcMar>
+              <w:top w:w="40" w:type="dxa"/>
+              <w:bottom w:w="40" w:type="dxa"/>
+              <w:left w:w="60" w:type="dxa"/>
+              <w:right w:w="60" w:type="dxa"/>
+            </w:tcMar>
           </w:tcPr>
           <w:p>
             <w:pPr>
@@ -2126,6 +2306,12 @@
               <w:left w:w="60" w:type="dxa"/>
               <w:right w:w="60" w:type="dxa"/>
             </w:tcMar>
+            <w:tcMar>
+              <w:top w:w="40" w:type="dxa"/>
+              <w:bottom w:w="40" w:type="dxa"/>
+              <w:left w:w="60" w:type="dxa"/>
+              <w:right w:w="60" w:type="dxa"/>
+            </w:tcMar>
           </w:tcPr>
           <w:p>
             <w:pPr>
@@ -2144,6 +2330,12 @@
         </w:tc>
         <w:tc>
           <w:tcPr>
+            <w:tcMar>
+              <w:top w:w="40" w:type="dxa"/>
+              <w:bottom w:w="40" w:type="dxa"/>
+              <w:left w:w="60" w:type="dxa"/>
+              <w:right w:w="60" w:type="dxa"/>
+            </w:tcMar>
             <w:tcMar>
               <w:top w:w="40" w:type="dxa"/>
               <w:bottom w:w="40" w:type="dxa"/>
@@ -2198,6 +2390,12 @@
               <w:left w:w="60" w:type="dxa"/>
               <w:right w:w="60" w:type="dxa"/>
             </w:tcMar>
+            <w:tcMar>
+              <w:top w:w="40" w:type="dxa"/>
+              <w:bottom w:w="40" w:type="dxa"/>
+              <w:left w:w="60" w:type="dxa"/>
+              <w:right w:w="60" w:type="dxa"/>
+            </w:tcMar>
           </w:tcPr>
           <w:p>
             <w:pPr>
@@ -2216,6 +2414,12 @@
         </w:tc>
         <w:tc>
           <w:tcPr>
+            <w:tcMar>
+              <w:top w:w="40" w:type="dxa"/>
+              <w:bottom w:w="40" w:type="dxa"/>
+              <w:left w:w="60" w:type="dxa"/>
+              <w:right w:w="60" w:type="dxa"/>
+            </w:tcMar>
             <w:tcMar>
               <w:top w:w="40" w:type="dxa"/>
               <w:bottom w:w="40" w:type="dxa"/>
@@ -2306,6 +2510,12 @@
               <w:left w:w="60" w:type="dxa"/>
               <w:right w:w="60" w:type="dxa"/>
             </w:tcMar>
+            <w:tcMar>
+              <w:top w:w="40" w:type="dxa"/>
+              <w:bottom w:w="40" w:type="dxa"/>
+              <w:left w:w="60" w:type="dxa"/>
+              <w:right w:w="60" w:type="dxa"/>
+            </w:tcMar>
           </w:tcPr>
           <w:p>
             <w:pPr>
@@ -2324,6 +2534,12 @@
         </w:tc>
         <w:tc>
           <w:tcPr>
+            <w:tcMar>
+              <w:top w:w="40" w:type="dxa"/>
+              <w:bottom w:w="40" w:type="dxa"/>
+              <w:left w:w="60" w:type="dxa"/>
+              <w:right w:w="60" w:type="dxa"/>
+            </w:tcMar>
             <w:tcMar>
               <w:top w:w="40" w:type="dxa"/>
               <w:bottom w:w="40" w:type="dxa"/>
@@ -2404,6 +2620,12 @@
               <w:right w:w="60" w:type="dxa"/>
             </w:tcMar>
             <w:shd w:fill="1A365D" w:val="clear"/>
+            <w:tcMar>
+              <w:top w:w="40" w:type="dxa"/>
+              <w:bottom w:w="40" w:type="dxa"/>
+              <w:left w:w="60" w:type="dxa"/>
+              <w:right w:w="60" w:type="dxa"/>
+            </w:tcMar>
           </w:tcPr>
           <w:p>
             <w:pPr>
@@ -2431,6 +2653,12 @@
               <w:right w:w="60" w:type="dxa"/>
             </w:tcMar>
             <w:shd w:fill="1A365D" w:val="clear"/>
+            <w:tcMar>
+              <w:top w:w="40" w:type="dxa"/>
+              <w:bottom w:w="40" w:type="dxa"/>
+              <w:left w:w="60" w:type="dxa"/>
+              <w:right w:w="60" w:type="dxa"/>
+            </w:tcMar>
           </w:tcPr>
           <w:p>
             <w:pPr>
@@ -2459,6 +2687,12 @@
               <w:left w:w="60" w:type="dxa"/>
               <w:right w:w="60" w:type="dxa"/>
             </w:tcMar>
+            <w:tcMar>
+              <w:top w:w="40" w:type="dxa"/>
+              <w:bottom w:w="40" w:type="dxa"/>
+              <w:left w:w="60" w:type="dxa"/>
+              <w:right w:w="60" w:type="dxa"/>
+            </w:tcMar>
           </w:tcPr>
           <w:p>
             <w:pPr>
@@ -2477,6 +2711,12 @@
         </w:tc>
         <w:tc>
           <w:tcPr>
+            <w:tcMar>
+              <w:top w:w="40" w:type="dxa"/>
+              <w:bottom w:w="40" w:type="dxa"/>
+              <w:left w:w="60" w:type="dxa"/>
+              <w:right w:w="60" w:type="dxa"/>
+            </w:tcMar>
             <w:tcMar>
               <w:top w:w="40" w:type="dxa"/>
               <w:bottom w:w="40" w:type="dxa"/>
@@ -2532,6 +2772,12 @@
               <w:left w:w="60" w:type="dxa"/>
               <w:right w:w="60" w:type="dxa"/>
             </w:tcMar>
+            <w:tcMar>
+              <w:top w:w="40" w:type="dxa"/>
+              <w:bottom w:w="40" w:type="dxa"/>
+              <w:left w:w="60" w:type="dxa"/>
+              <w:right w:w="60" w:type="dxa"/>
+            </w:tcMar>
           </w:tcPr>
           <w:p>
             <w:pPr>
@@ -2550,6 +2796,12 @@
         </w:tc>
         <w:tc>
           <w:tcPr>
+            <w:tcMar>
+              <w:top w:w="40" w:type="dxa"/>
+              <w:bottom w:w="40" w:type="dxa"/>
+              <w:left w:w="60" w:type="dxa"/>
+              <w:right w:w="60" w:type="dxa"/>
+            </w:tcMar>
             <w:tcMar>
               <w:top w:w="40" w:type="dxa"/>
               <w:bottom w:w="40" w:type="dxa"/>

--- a/docs/MODULES/Customer.docx
+++ b/docs/MODULES/Customer.docx
@@ -324,12 +324,6 @@
               <w:right w:w="60" w:type="dxa"/>
             </w:tcMar>
             <w:shd w:fill="1A365D" w:val="clear"/>
-            <w:tcMar>
-              <w:top w:w="40" w:type="dxa"/>
-              <w:bottom w:w="40" w:type="dxa"/>
-              <w:left w:w="60" w:type="dxa"/>
-              <w:right w:w="60" w:type="dxa"/>
-            </w:tcMar>
           </w:tcPr>
           <w:p>
             <w:pPr>
@@ -357,12 +351,6 @@
               <w:right w:w="60" w:type="dxa"/>
             </w:tcMar>
             <w:shd w:fill="1A365D" w:val="clear"/>
-            <w:tcMar>
-              <w:top w:w="40" w:type="dxa"/>
-              <w:bottom w:w="40" w:type="dxa"/>
-              <w:left w:w="60" w:type="dxa"/>
-              <w:right w:w="60" w:type="dxa"/>
-            </w:tcMar>
           </w:tcPr>
           <w:p>
             <w:pPr>
@@ -390,12 +378,6 @@
               <w:right w:w="60" w:type="dxa"/>
             </w:tcMar>
             <w:shd w:fill="1A365D" w:val="clear"/>
-            <w:tcMar>
-              <w:top w:w="40" w:type="dxa"/>
-              <w:bottom w:w="40" w:type="dxa"/>
-              <w:left w:w="60" w:type="dxa"/>
-              <w:right w:w="60" w:type="dxa"/>
-            </w:tcMar>
           </w:tcPr>
           <w:p>
             <w:pPr>
@@ -418,12 +400,6 @@
       <w:tr>
         <w:tc>
           <w:tcPr>
-            <w:tcMar>
-              <w:top w:w="40" w:type="dxa"/>
-              <w:bottom w:w="40" w:type="dxa"/>
-              <w:left w:w="60" w:type="dxa"/>
-              <w:right w:w="60" w:type="dxa"/>
-            </w:tcMar>
             <w:tcMar>
               <w:top w:w="40" w:type="dxa"/>
               <w:bottom w:w="40" w:type="dxa"/>
@@ -454,12 +430,6 @@
               <w:left w:w="60" w:type="dxa"/>
               <w:right w:w="60" w:type="dxa"/>
             </w:tcMar>
-            <w:tcMar>
-              <w:top w:w="40" w:type="dxa"/>
-              <w:bottom w:w="40" w:type="dxa"/>
-              <w:left w:w="60" w:type="dxa"/>
-              <w:right w:w="60" w:type="dxa"/>
-            </w:tcMar>
           </w:tcPr>
           <w:p>
             <w:pPr>
@@ -479,12 +449,6 @@
         </w:tc>
         <w:tc>
           <w:tcPr>
-            <w:tcMar>
-              <w:top w:w="40" w:type="dxa"/>
-              <w:bottom w:w="40" w:type="dxa"/>
-              <w:left w:w="60" w:type="dxa"/>
-              <w:right w:w="60" w:type="dxa"/>
-            </w:tcMar>
             <w:tcMar>
               <w:top w:w="40" w:type="dxa"/>
               <w:bottom w:w="40" w:type="dxa"/>
@@ -531,12 +495,6 @@
               <w:left w:w="60" w:type="dxa"/>
               <w:right w:w="60" w:type="dxa"/>
             </w:tcMar>
-            <w:tcMar>
-              <w:top w:w="40" w:type="dxa"/>
-              <w:bottom w:w="40" w:type="dxa"/>
-              <w:left w:w="60" w:type="dxa"/>
-              <w:right w:w="60" w:type="dxa"/>
-            </w:tcMar>
           </w:tcPr>
           <w:p>
             <w:pPr>
@@ -555,12 +513,6 @@
         </w:tc>
         <w:tc>
           <w:tcPr>
-            <w:tcMar>
-              <w:top w:w="40" w:type="dxa"/>
-              <w:bottom w:w="40" w:type="dxa"/>
-              <w:left w:w="60" w:type="dxa"/>
-              <w:right w:w="60" w:type="dxa"/>
-            </w:tcMar>
             <w:tcMar>
               <w:top w:w="40" w:type="dxa"/>
               <w:bottom w:w="40" w:type="dxa"/>
@@ -586,12 +538,6 @@
         </w:tc>
         <w:tc>
           <w:tcPr>
-            <w:tcMar>
-              <w:top w:w="40" w:type="dxa"/>
-              <w:bottom w:w="40" w:type="dxa"/>
-              <w:left w:w="60" w:type="dxa"/>
-              <w:right w:w="60" w:type="dxa"/>
-            </w:tcMar>
             <w:tcMar>
               <w:top w:w="40" w:type="dxa"/>
               <w:bottom w:w="40" w:type="dxa"/>
@@ -638,12 +584,6 @@
               <w:left w:w="60" w:type="dxa"/>
               <w:right w:w="60" w:type="dxa"/>
             </w:tcMar>
-            <w:tcMar>
-              <w:top w:w="40" w:type="dxa"/>
-              <w:bottom w:w="40" w:type="dxa"/>
-              <w:left w:w="60" w:type="dxa"/>
-              <w:right w:w="60" w:type="dxa"/>
-            </w:tcMar>
           </w:tcPr>
           <w:p>
             <w:pPr>
@@ -662,12 +602,6 @@
         </w:tc>
         <w:tc>
           <w:tcPr>
-            <w:tcMar>
-              <w:top w:w="40" w:type="dxa"/>
-              <w:bottom w:w="40" w:type="dxa"/>
-              <w:left w:w="60" w:type="dxa"/>
-              <w:right w:w="60" w:type="dxa"/>
-            </w:tcMar>
             <w:tcMar>
               <w:top w:w="40" w:type="dxa"/>
               <w:bottom w:w="40" w:type="dxa"/>
@@ -693,12 +627,6 @@
         </w:tc>
         <w:tc>
           <w:tcPr>
-            <w:tcMar>
-              <w:top w:w="40" w:type="dxa"/>
-              <w:bottom w:w="40" w:type="dxa"/>
-              <w:left w:w="60" w:type="dxa"/>
-              <w:right w:w="60" w:type="dxa"/>
-            </w:tcMar>
             <w:tcMar>
               <w:top w:w="40" w:type="dxa"/>
               <w:bottom w:w="40" w:type="dxa"/>
@@ -731,12 +659,6 @@
               <w:left w:w="60" w:type="dxa"/>
               <w:right w:w="60" w:type="dxa"/>
             </w:tcMar>
-            <w:tcMar>
-              <w:top w:w="40" w:type="dxa"/>
-              <w:bottom w:w="40" w:type="dxa"/>
-              <w:left w:w="60" w:type="dxa"/>
-              <w:right w:w="60" w:type="dxa"/>
-            </w:tcMar>
           </w:tcPr>
           <w:p>
             <w:pPr>
@@ -755,12 +677,6 @@
         </w:tc>
         <w:tc>
           <w:tcPr>
-            <w:tcMar>
-              <w:top w:w="40" w:type="dxa"/>
-              <w:bottom w:w="40" w:type="dxa"/>
-              <w:left w:w="60" w:type="dxa"/>
-              <w:right w:w="60" w:type="dxa"/>
-            </w:tcMar>
             <w:tcMar>
               <w:top w:w="40" w:type="dxa"/>
               <w:bottom w:w="40" w:type="dxa"/>
@@ -786,12 +702,6 @@
         </w:tc>
         <w:tc>
           <w:tcPr>
-            <w:tcMar>
-              <w:top w:w="40" w:type="dxa"/>
-              <w:bottom w:w="40" w:type="dxa"/>
-              <w:left w:w="60" w:type="dxa"/>
-              <w:right w:w="60" w:type="dxa"/>
-            </w:tcMar>
             <w:tcMar>
               <w:top w:w="40" w:type="dxa"/>
               <w:bottom w:w="40" w:type="dxa"/>
@@ -824,12 +734,6 @@
               <w:left w:w="60" w:type="dxa"/>
               <w:right w:w="60" w:type="dxa"/>
             </w:tcMar>
-            <w:tcMar>
-              <w:top w:w="40" w:type="dxa"/>
-              <w:bottom w:w="40" w:type="dxa"/>
-              <w:left w:w="60" w:type="dxa"/>
-              <w:right w:w="60" w:type="dxa"/>
-            </w:tcMar>
           </w:tcPr>
           <w:p>
             <w:pPr>
@@ -848,12 +752,6 @@
         </w:tc>
         <w:tc>
           <w:tcPr>
-            <w:tcMar>
-              <w:top w:w="40" w:type="dxa"/>
-              <w:bottom w:w="40" w:type="dxa"/>
-              <w:left w:w="60" w:type="dxa"/>
-              <w:right w:w="60" w:type="dxa"/>
-            </w:tcMar>
             <w:tcMar>
               <w:top w:w="40" w:type="dxa"/>
               <w:bottom w:w="40" w:type="dxa"/>
@@ -879,12 +777,6 @@
         </w:tc>
         <w:tc>
           <w:tcPr>
-            <w:tcMar>
-              <w:top w:w="40" w:type="dxa"/>
-              <w:bottom w:w="40" w:type="dxa"/>
-              <w:left w:w="60" w:type="dxa"/>
-              <w:right w:w="60" w:type="dxa"/>
-            </w:tcMar>
             <w:tcMar>
               <w:top w:w="40" w:type="dxa"/>
               <w:bottom w:w="40" w:type="dxa"/>
@@ -1758,12 +1650,6 @@
               <w:right w:w="60" w:type="dxa"/>
             </w:tcMar>
             <w:shd w:fill="1A365D" w:val="clear"/>
-            <w:tcMar>
-              <w:top w:w="40" w:type="dxa"/>
-              <w:bottom w:w="40" w:type="dxa"/>
-              <w:left w:w="60" w:type="dxa"/>
-              <w:right w:w="60" w:type="dxa"/>
-            </w:tcMar>
           </w:tcPr>
           <w:p>
             <w:pPr>
@@ -1791,12 +1677,6 @@
               <w:right w:w="60" w:type="dxa"/>
             </w:tcMar>
             <w:shd w:fill="1A365D" w:val="clear"/>
-            <w:tcMar>
-              <w:top w:w="40" w:type="dxa"/>
-              <w:bottom w:w="40" w:type="dxa"/>
-              <w:left w:w="60" w:type="dxa"/>
-              <w:right w:w="60" w:type="dxa"/>
-            </w:tcMar>
           </w:tcPr>
           <w:p>
             <w:pPr>
@@ -1825,12 +1705,6 @@
               <w:left w:w="60" w:type="dxa"/>
               <w:right w:w="60" w:type="dxa"/>
             </w:tcMar>
-            <w:tcMar>
-              <w:top w:w="40" w:type="dxa"/>
-              <w:bottom w:w="40" w:type="dxa"/>
-              <w:left w:w="60" w:type="dxa"/>
-              <w:right w:w="60" w:type="dxa"/>
-            </w:tcMar>
           </w:tcPr>
           <w:p>
             <w:pPr>
@@ -1849,12 +1723,6 @@
         </w:tc>
         <w:tc>
           <w:tcPr>
-            <w:tcMar>
-              <w:top w:w="40" w:type="dxa"/>
-              <w:bottom w:w="40" w:type="dxa"/>
-              <w:left w:w="60" w:type="dxa"/>
-              <w:right w:w="60" w:type="dxa"/>
-            </w:tcMar>
             <w:tcMar>
               <w:top w:w="40" w:type="dxa"/>
               <w:bottom w:w="40" w:type="dxa"/>
@@ -1931,12 +1799,6 @@
               <w:left w:w="60" w:type="dxa"/>
               <w:right w:w="60" w:type="dxa"/>
             </w:tcMar>
-            <w:tcMar>
-              <w:top w:w="40" w:type="dxa"/>
-              <w:bottom w:w="40" w:type="dxa"/>
-              <w:left w:w="60" w:type="dxa"/>
-              <w:right w:w="60" w:type="dxa"/>
-            </w:tcMar>
           </w:tcPr>
           <w:p>
             <w:pPr>
@@ -1955,12 +1817,6 @@
         </w:tc>
         <w:tc>
           <w:tcPr>
-            <w:tcMar>
-              <w:top w:w="40" w:type="dxa"/>
-              <w:bottom w:w="40" w:type="dxa"/>
-              <w:left w:w="60" w:type="dxa"/>
-              <w:right w:w="60" w:type="dxa"/>
-            </w:tcMar>
             <w:tcMar>
               <w:top w:w="40" w:type="dxa"/>
               <w:bottom w:w="40" w:type="dxa"/>
@@ -2016,12 +1872,6 @@
               <w:left w:w="60" w:type="dxa"/>
               <w:right w:w="60" w:type="dxa"/>
             </w:tcMar>
-            <w:tcMar>
-              <w:top w:w="40" w:type="dxa"/>
-              <w:bottom w:w="40" w:type="dxa"/>
-              <w:left w:w="60" w:type="dxa"/>
-              <w:right w:w="60" w:type="dxa"/>
-            </w:tcMar>
           </w:tcPr>
           <w:p>
             <w:pPr>
@@ -2040,12 +1890,6 @@
         </w:tc>
         <w:tc>
           <w:tcPr>
-            <w:tcMar>
-              <w:top w:w="40" w:type="dxa"/>
-              <w:bottom w:w="40" w:type="dxa"/>
-              <w:left w:w="60" w:type="dxa"/>
-              <w:right w:w="60" w:type="dxa"/>
-            </w:tcMar>
             <w:tcMar>
               <w:top w:w="40" w:type="dxa"/>
               <w:bottom w:w="40" w:type="dxa"/>
@@ -2107,12 +1951,6 @@
               <w:left w:w="60" w:type="dxa"/>
               <w:right w:w="60" w:type="dxa"/>
             </w:tcMar>
-            <w:tcMar>
-              <w:top w:w="40" w:type="dxa"/>
-              <w:bottom w:w="40" w:type="dxa"/>
-              <w:left w:w="60" w:type="dxa"/>
-              <w:right w:w="60" w:type="dxa"/>
-            </w:tcMar>
           </w:tcPr>
           <w:p>
             <w:pPr>
@@ -2131,12 +1969,6 @@
         </w:tc>
         <w:tc>
           <w:tcPr>
-            <w:tcMar>
-              <w:top w:w="40" w:type="dxa"/>
-              <w:bottom w:w="40" w:type="dxa"/>
-              <w:left w:w="60" w:type="dxa"/>
-              <w:right w:w="60" w:type="dxa"/>
-            </w:tcMar>
             <w:tcMar>
               <w:top w:w="40" w:type="dxa"/>
               <w:bottom w:w="40" w:type="dxa"/>
@@ -2239,12 +2071,6 @@
               <w:right w:w="60" w:type="dxa"/>
             </w:tcMar>
             <w:shd w:fill="1A365D" w:val="clear"/>
-            <w:tcMar>
-              <w:top w:w="40" w:type="dxa"/>
-              <w:bottom w:w="40" w:type="dxa"/>
-              <w:left w:w="60" w:type="dxa"/>
-              <w:right w:w="60" w:type="dxa"/>
-            </w:tcMar>
           </w:tcPr>
           <w:p>
             <w:pPr>
@@ -2272,12 +2098,6 @@
               <w:right w:w="60" w:type="dxa"/>
             </w:tcMar>
             <w:shd w:fill="1A365D" w:val="clear"/>
-            <w:tcMar>
-              <w:top w:w="40" w:type="dxa"/>
-              <w:bottom w:w="40" w:type="dxa"/>
-              <w:left w:w="60" w:type="dxa"/>
-              <w:right w:w="60" w:type="dxa"/>
-            </w:tcMar>
           </w:tcPr>
           <w:p>
             <w:pPr>
@@ -2306,12 +2126,6 @@
               <w:left w:w="60" w:type="dxa"/>
               <w:right w:w="60" w:type="dxa"/>
             </w:tcMar>
-            <w:tcMar>
-              <w:top w:w="40" w:type="dxa"/>
-              <w:bottom w:w="40" w:type="dxa"/>
-              <w:left w:w="60" w:type="dxa"/>
-              <w:right w:w="60" w:type="dxa"/>
-            </w:tcMar>
           </w:tcPr>
           <w:p>
             <w:pPr>
@@ -2330,12 +2144,6 @@
         </w:tc>
         <w:tc>
           <w:tcPr>
-            <w:tcMar>
-              <w:top w:w="40" w:type="dxa"/>
-              <w:bottom w:w="40" w:type="dxa"/>
-              <w:left w:w="60" w:type="dxa"/>
-              <w:right w:w="60" w:type="dxa"/>
-            </w:tcMar>
             <w:tcMar>
               <w:top w:w="40" w:type="dxa"/>
               <w:bottom w:w="40" w:type="dxa"/>
@@ -2390,12 +2198,6 @@
               <w:left w:w="60" w:type="dxa"/>
               <w:right w:w="60" w:type="dxa"/>
             </w:tcMar>
-            <w:tcMar>
-              <w:top w:w="40" w:type="dxa"/>
-              <w:bottom w:w="40" w:type="dxa"/>
-              <w:left w:w="60" w:type="dxa"/>
-              <w:right w:w="60" w:type="dxa"/>
-            </w:tcMar>
           </w:tcPr>
           <w:p>
             <w:pPr>
@@ -2414,12 +2216,6 @@
         </w:tc>
         <w:tc>
           <w:tcPr>
-            <w:tcMar>
-              <w:top w:w="40" w:type="dxa"/>
-              <w:bottom w:w="40" w:type="dxa"/>
-              <w:left w:w="60" w:type="dxa"/>
-              <w:right w:w="60" w:type="dxa"/>
-            </w:tcMar>
             <w:tcMar>
               <w:top w:w="40" w:type="dxa"/>
               <w:bottom w:w="40" w:type="dxa"/>
@@ -2510,12 +2306,6 @@
               <w:left w:w="60" w:type="dxa"/>
               <w:right w:w="60" w:type="dxa"/>
             </w:tcMar>
-            <w:tcMar>
-              <w:top w:w="40" w:type="dxa"/>
-              <w:bottom w:w="40" w:type="dxa"/>
-              <w:left w:w="60" w:type="dxa"/>
-              <w:right w:w="60" w:type="dxa"/>
-            </w:tcMar>
           </w:tcPr>
           <w:p>
             <w:pPr>
@@ -2534,12 +2324,6 @@
         </w:tc>
         <w:tc>
           <w:tcPr>
-            <w:tcMar>
-              <w:top w:w="40" w:type="dxa"/>
-              <w:bottom w:w="40" w:type="dxa"/>
-              <w:left w:w="60" w:type="dxa"/>
-              <w:right w:w="60" w:type="dxa"/>
-            </w:tcMar>
             <w:tcMar>
               <w:top w:w="40" w:type="dxa"/>
               <w:bottom w:w="40" w:type="dxa"/>
@@ -2620,12 +2404,6 @@
               <w:right w:w="60" w:type="dxa"/>
             </w:tcMar>
             <w:shd w:fill="1A365D" w:val="clear"/>
-            <w:tcMar>
-              <w:top w:w="40" w:type="dxa"/>
-              <w:bottom w:w="40" w:type="dxa"/>
-              <w:left w:w="60" w:type="dxa"/>
-              <w:right w:w="60" w:type="dxa"/>
-            </w:tcMar>
           </w:tcPr>
           <w:p>
             <w:pPr>
@@ -2653,12 +2431,6 @@
               <w:right w:w="60" w:type="dxa"/>
             </w:tcMar>
             <w:shd w:fill="1A365D" w:val="clear"/>
-            <w:tcMar>
-              <w:top w:w="40" w:type="dxa"/>
-              <w:bottom w:w="40" w:type="dxa"/>
-              <w:left w:w="60" w:type="dxa"/>
-              <w:right w:w="60" w:type="dxa"/>
-            </w:tcMar>
           </w:tcPr>
           <w:p>
             <w:pPr>
@@ -2687,12 +2459,6 @@
               <w:left w:w="60" w:type="dxa"/>
               <w:right w:w="60" w:type="dxa"/>
             </w:tcMar>
-            <w:tcMar>
-              <w:top w:w="40" w:type="dxa"/>
-              <w:bottom w:w="40" w:type="dxa"/>
-              <w:left w:w="60" w:type="dxa"/>
-              <w:right w:w="60" w:type="dxa"/>
-            </w:tcMar>
           </w:tcPr>
           <w:p>
             <w:pPr>
@@ -2711,12 +2477,6 @@
         </w:tc>
         <w:tc>
           <w:tcPr>
-            <w:tcMar>
-              <w:top w:w="40" w:type="dxa"/>
-              <w:bottom w:w="40" w:type="dxa"/>
-              <w:left w:w="60" w:type="dxa"/>
-              <w:right w:w="60" w:type="dxa"/>
-            </w:tcMar>
             <w:tcMar>
               <w:top w:w="40" w:type="dxa"/>
               <w:bottom w:w="40" w:type="dxa"/>
@@ -2772,12 +2532,6 @@
               <w:left w:w="60" w:type="dxa"/>
               <w:right w:w="60" w:type="dxa"/>
             </w:tcMar>
-            <w:tcMar>
-              <w:top w:w="40" w:type="dxa"/>
-              <w:bottom w:w="40" w:type="dxa"/>
-              <w:left w:w="60" w:type="dxa"/>
-              <w:right w:w="60" w:type="dxa"/>
-            </w:tcMar>
           </w:tcPr>
           <w:p>
             <w:pPr>
@@ -2796,12 +2550,6 @@
         </w:tc>
         <w:tc>
           <w:tcPr>
-            <w:tcMar>
-              <w:top w:w="40" w:type="dxa"/>
-              <w:bottom w:w="40" w:type="dxa"/>
-              <w:left w:w="60" w:type="dxa"/>
-              <w:right w:w="60" w:type="dxa"/>
-            </w:tcMar>
             <w:tcMar>
               <w:top w:w="40" w:type="dxa"/>
               <w:bottom w:w="40" w:type="dxa"/>

--- a/docs/MODULES/Customer.docx
+++ b/docs/MODULES/Customer.docx
@@ -31,8 +31,6 @@
     <w:p>
       <w:pPr>
         <w:pStyle w:val="FirstParagraph"/>
-        <w:spacing w:after="160" w:line="276" w:lineRule="auto"/>
-        <w:jc w:val="left"/>
       </w:pPr>
       <w:r>
         <w:t xml:space="preserve">Staff CRUD for bank customers, search/pagination, detail view, and</w:t>
@@ -81,8 +79,6 @@
     <w:p>
       <w:pPr>
         <w:pStyle w:val="FirstParagraph"/>
-        <w:spacing w:after="160" w:line="276" w:lineRule="auto"/>
-        <w:jc w:val="left"/>
       </w:pPr>
       <w:r>
         <w:t xml:space="preserve">Maintain the customer master that owns accounts; support onboarding with</w:t>
@@ -111,8 +107,6 @@
           <w:ilvl w:val="0"/>
           <w:numId w:val="1001"/>
         </w:numPr>
-        <w:spacing w:after="160" w:line="276" w:lineRule="auto"/>
-        <w:jc w:val="left"/>
       </w:pPr>
       <w:r>
         <w:t xml:space="preserve">Sidebar → Customers (</w:t>
@@ -134,8 +128,6 @@
           <w:ilvl w:val="0"/>
           <w:numId w:val="1001"/>
         </w:numPr>
-        <w:spacing w:after="160" w:line="276" w:lineRule="auto"/>
-        <w:jc w:val="left"/>
       </w:pPr>
       <w:r>
         <w:t xml:space="preserve">Search / page / open detail</w:t>
@@ -148,8 +140,6 @@
           <w:ilvl w:val="0"/>
           <w:numId w:val="1001"/>
         </w:numPr>
-        <w:spacing w:after="160" w:line="276" w:lineRule="auto"/>
-        <w:jc w:val="left"/>
       </w:pPr>
       <w:r>
         <w:t xml:space="preserve">Create customer (dialog) — optionally choose account type +</w:t>
@@ -168,8 +158,6 @@
           <w:ilvl w:val="0"/>
           <w:numId w:val="1001"/>
         </w:numPr>
-        <w:spacing w:after="160" w:line="276" w:lineRule="auto"/>
-        <w:jc w:val="left"/>
       </w:pPr>
       <w:r>
         <w:t xml:space="preserve">Edit customer</w:t>
@@ -182,8 +170,6 @@
           <w:ilvl w:val="0"/>
           <w:numId w:val="1001"/>
         </w:numPr>
-        <w:spacing w:after="160" w:line="276" w:lineRule="auto"/>
-        <w:jc w:val="left"/>
       </w:pPr>
       <w:r>
         <w:t xml:space="preserve">From detail: Add Current Account (policy dialog) / Add Loan Account</w:t>
@@ -196,8 +182,6 @@
           <w:ilvl w:val="0"/>
           <w:numId w:val="1001"/>
         </w:numPr>
-        <w:spacing w:after="160" w:line="276" w:lineRule="auto"/>
-        <w:jc w:val="left"/>
       </w:pPr>
       <w:r>
         <w:t xml:space="preserve">Delete — ADMIN only</w:t>
@@ -216,8 +200,6 @@
     <w:p>
       <w:pPr>
         <w:pStyle w:val="FirstParagraph"/>
-        <w:spacing w:after="160" w:line="276" w:lineRule="auto"/>
-        <w:jc w:val="left"/>
       </w:pPr>
       <w:r>
         <w:t xml:space="preserve">See</w:t>
@@ -250,8 +232,6 @@
     <w:p>
       <w:pPr>
         <w:pStyle w:val="FirstParagraph"/>
-        <w:spacing w:after="160" w:line="276" w:lineRule="auto"/>
-        <w:jc w:val="left"/>
       </w:pPr>
       <w:r>
         <w:rPr>
@@ -294,17 +274,9 @@
     <w:tbl>
       <w:tblPr>
         <w:tblStyle w:val="Table"/>
-        <w:tblW w:type="pct" w:w="5000"/>
-        <w:tblLayout w:type="autofit"/>
+        <w:tblW w:type="pct" w:w="4375"/>
+        <w:tblLayout w:type="fixed"/>
         <w:tblLook w:firstRow="1" w:lastRow="0" w:firstColumn="0" w:lastColumn="0" w:noHBand="0" w:noVBand="0" w:val="0020"/>
-        <w:tblBorders>
-          <w:top w:val="single" w:sz="4" w:space="0" w:color="CBD5E0"/>
-          <w:left w:val="single" w:sz="4" w:space="0" w:color="CBD5E0"/>
-          <w:bottom w:val="single" w:sz="4" w:space="0" w:color="CBD5E0"/>
-          <w:right w:val="single" w:sz="4" w:space="0" w:color="CBD5E0"/>
-          <w:insideH w:val="single" w:sz="4" w:space="0" w:color="CBD5E0"/>
-          <w:insideV w:val="single" w:sz="4" w:space="0" w:color="CBD5E0"/>
-        </w:tblBorders>
       </w:tblPr>
       <w:tblGrid>
         <w:gridCol w:w="2310"/>
@@ -316,82 +288,37 @@
           <w:tblHeader w:val="on"/>
         </w:trPr>
         <w:tc>
-          <w:tcPr>
-            <w:tcMar>
-              <w:top w:w="40" w:type="dxa"/>
-              <w:bottom w:w="40" w:type="dxa"/>
-              <w:left w:w="60" w:type="dxa"/>
-              <w:right w:w="60" w:type="dxa"/>
-            </w:tcMar>
-            <w:shd w:fill="1A365D" w:val="clear"/>
-          </w:tcPr>
+          <w:tcPr/>
           <w:p>
             <w:pPr>
               <w:pStyle w:val="Compact"/>
-              <w:spacing w:before="0" w:after="40" w:line="264" w:lineRule="auto"/>
               <w:jc w:val="left"/>
             </w:pPr>
             <w:r>
-              <w:rPr>
-                <w:rFonts w:ascii="Calibri" w:hAnsi="Calibri"/>
-                <w:b/>
-                <w:color w:val="FFFFFF"/>
-                <w:sz w:val="18"/>
-              </w:rPr>
               <w:t xml:space="preserve">Method</w:t>
             </w:r>
           </w:p>
         </w:tc>
         <w:tc>
-          <w:tcPr>
-            <w:tcMar>
-              <w:top w:w="40" w:type="dxa"/>
-              <w:bottom w:w="40" w:type="dxa"/>
-              <w:left w:w="60" w:type="dxa"/>
-              <w:right w:w="60" w:type="dxa"/>
-            </w:tcMar>
-            <w:shd w:fill="1A365D" w:val="clear"/>
-          </w:tcPr>
+          <w:tcPr/>
           <w:p>
             <w:pPr>
               <w:pStyle w:val="Compact"/>
-              <w:spacing w:before="0" w:after="40" w:line="264" w:lineRule="auto"/>
               <w:jc w:val="left"/>
             </w:pPr>
             <w:r>
-              <w:rPr>
-                <w:rFonts w:ascii="Calibri" w:hAnsi="Calibri"/>
-                <w:b/>
-                <w:color w:val="FFFFFF"/>
-                <w:sz w:val="18"/>
-              </w:rPr>
               <w:t xml:space="preserve">Path</w:t>
             </w:r>
           </w:p>
         </w:tc>
         <w:tc>
-          <w:tcPr>
-            <w:tcMar>
-              <w:top w:w="40" w:type="dxa"/>
-              <w:bottom w:w="40" w:type="dxa"/>
-              <w:left w:w="60" w:type="dxa"/>
-              <w:right w:w="60" w:type="dxa"/>
-            </w:tcMar>
-            <w:shd w:fill="1A365D" w:val="clear"/>
-          </w:tcPr>
+          <w:tcPr/>
           <w:p>
             <w:pPr>
               <w:pStyle w:val="Compact"/>
-              <w:spacing w:before="0" w:after="40" w:line="264" w:lineRule="auto"/>
               <w:jc w:val="left"/>
             </w:pPr>
             <w:r>
-              <w:rPr>
-                <w:rFonts w:ascii="Calibri" w:hAnsi="Calibri"/>
-                <w:b/>
-                <w:color w:val="FFFFFF"/>
-                <w:sz w:val="18"/>
-              </w:rPr>
               <w:t xml:space="preserve">Roles</w:t>
             </w:r>
           </w:p>
@@ -399,88 +326,46 @@
       </w:tr>
       <w:tr>
         <w:tc>
-          <w:tcPr>
-            <w:tcMar>
-              <w:top w:w="40" w:type="dxa"/>
-              <w:bottom w:w="40" w:type="dxa"/>
-              <w:left w:w="60" w:type="dxa"/>
-              <w:right w:w="60" w:type="dxa"/>
-            </w:tcMar>
-          </w:tcPr>
+          <w:tcPr/>
           <w:p>
             <w:pPr>
               <w:pStyle w:val="Compact"/>
-              <w:spacing w:before="0" w:after="40" w:line="264" w:lineRule="auto"/>
               <w:jc w:val="left"/>
             </w:pPr>
             <w:r>
-              <w:rPr>
-                <w:rFonts w:ascii="Calibri" w:hAnsi="Calibri"/>
-                <w:sz w:val="18"/>
-              </w:rPr>
               <w:t xml:space="preserve">GET</w:t>
             </w:r>
           </w:p>
         </w:tc>
         <w:tc>
-          <w:tcPr>
-            <w:tcMar>
-              <w:top w:w="40" w:type="dxa"/>
-              <w:bottom w:w="40" w:type="dxa"/>
-              <w:left w:w="60" w:type="dxa"/>
-              <w:right w:w="60" w:type="dxa"/>
-            </w:tcMar>
-          </w:tcPr>
+          <w:tcPr/>
           <w:p>
             <w:pPr>
               <w:pStyle w:val="Compact"/>
-              <w:spacing w:before="0" w:after="40" w:line="264" w:lineRule="auto"/>
               <w:jc w:val="left"/>
             </w:pPr>
             <w:r>
               <w:rPr>
                 <w:rStyle w:val="VerbatimChar"/>
-                <w:rFonts w:ascii="Calibri" w:hAnsi="Calibri"/>
-                <w:sz w:val="18"/>
               </w:rPr>
               <w:t xml:space="preserve">/customers</w:t>
             </w:r>
           </w:p>
         </w:tc>
         <w:tc>
-          <w:tcPr>
-            <w:tcMar>
-              <w:top w:w="40" w:type="dxa"/>
-              <w:bottom w:w="40" w:type="dxa"/>
-              <w:left w:w="60" w:type="dxa"/>
-              <w:right w:w="60" w:type="dxa"/>
-            </w:tcMar>
-          </w:tcPr>
+          <w:tcPr/>
           <w:p>
             <w:pPr>
               <w:pStyle w:val="Compact"/>
-              <w:spacing w:before="0" w:after="40" w:line="264" w:lineRule="auto"/>
               <w:jc w:val="left"/>
             </w:pPr>
             <w:r>
-              <w:rPr>
-                <w:rFonts w:ascii="Calibri" w:hAnsi="Calibri"/>
-                <w:sz w:val="18"/>
-              </w:rPr>
               <w:t xml:space="preserve">ADMIN, EMPLOYEE,</w:t>
             </w:r>
             <w:r>
-              <w:rPr>
-                <w:rFonts w:ascii="Calibri" w:hAnsi="Calibri"/>
-                <w:sz w:val="18"/>
-              </w:rPr>
               <w:t xml:space="preserve"> </w:t>
             </w:r>
             <w:r>
-              <w:rPr>
-                <w:rFonts w:ascii="Calibri" w:hAnsi="Calibri"/>
-                <w:sz w:val="18"/>
-              </w:rPr>
               <w:t xml:space="preserve">MANAGER</w:t>
             </w:r>
           </w:p>
@@ -488,88 +373,46 @@
       </w:tr>
       <w:tr>
         <w:tc>
-          <w:tcPr>
-            <w:tcMar>
-              <w:top w:w="40" w:type="dxa"/>
-              <w:bottom w:w="40" w:type="dxa"/>
-              <w:left w:w="60" w:type="dxa"/>
-              <w:right w:w="60" w:type="dxa"/>
-            </w:tcMar>
-          </w:tcPr>
+          <w:tcPr/>
           <w:p>
             <w:pPr>
               <w:pStyle w:val="Compact"/>
-              <w:spacing w:before="0" w:after="40" w:line="264" w:lineRule="auto"/>
               <w:jc w:val="left"/>
             </w:pPr>
             <w:r>
-              <w:rPr>
-                <w:rFonts w:ascii="Calibri" w:hAnsi="Calibri"/>
-                <w:sz w:val="18"/>
-              </w:rPr>
               <w:t xml:space="preserve">GET</w:t>
             </w:r>
           </w:p>
         </w:tc>
         <w:tc>
-          <w:tcPr>
-            <w:tcMar>
-              <w:top w:w="40" w:type="dxa"/>
-              <w:bottom w:w="40" w:type="dxa"/>
-              <w:left w:w="60" w:type="dxa"/>
-              <w:right w:w="60" w:type="dxa"/>
-            </w:tcMar>
-          </w:tcPr>
+          <w:tcPr/>
           <w:p>
             <w:pPr>
               <w:pStyle w:val="Compact"/>
-              <w:spacing w:before="0" w:after="40" w:line="264" w:lineRule="auto"/>
               <w:jc w:val="left"/>
             </w:pPr>
             <w:r>
               <w:rPr>
                 <w:rStyle w:val="VerbatimChar"/>
-                <w:rFonts w:ascii="Calibri" w:hAnsi="Calibri"/>
-                <w:sz w:val="18"/>
               </w:rPr>
               <w:t xml:space="preserve">/customers/{id}</w:t>
             </w:r>
           </w:p>
         </w:tc>
         <w:tc>
-          <w:tcPr>
-            <w:tcMar>
-              <w:top w:w="40" w:type="dxa"/>
-              <w:bottom w:w="40" w:type="dxa"/>
-              <w:left w:w="60" w:type="dxa"/>
-              <w:right w:w="60" w:type="dxa"/>
-            </w:tcMar>
-          </w:tcPr>
+          <w:tcPr/>
           <w:p>
             <w:pPr>
               <w:pStyle w:val="Compact"/>
-              <w:spacing w:before="0" w:after="40" w:line="264" w:lineRule="auto"/>
               <w:jc w:val="left"/>
             </w:pPr>
             <w:r>
-              <w:rPr>
-                <w:rFonts w:ascii="Calibri" w:hAnsi="Calibri"/>
-                <w:sz w:val="18"/>
-              </w:rPr>
               <w:t xml:space="preserve">ADMIN, EMPLOYEE,</w:t>
             </w:r>
             <w:r>
-              <w:rPr>
-                <w:rFonts w:ascii="Calibri" w:hAnsi="Calibri"/>
-                <w:sz w:val="18"/>
-              </w:rPr>
               <w:t xml:space="preserve"> </w:t>
             </w:r>
             <w:r>
-              <w:rPr>
-                <w:rFonts w:ascii="Calibri" w:hAnsi="Calibri"/>
-                <w:sz w:val="18"/>
-              </w:rPr>
               <w:t xml:space="preserve">MANAGER</w:t>
             </w:r>
           </w:p>
@@ -577,74 +420,40 @@
       </w:tr>
       <w:tr>
         <w:tc>
-          <w:tcPr>
-            <w:tcMar>
-              <w:top w:w="40" w:type="dxa"/>
-              <w:bottom w:w="40" w:type="dxa"/>
-              <w:left w:w="60" w:type="dxa"/>
-              <w:right w:w="60" w:type="dxa"/>
-            </w:tcMar>
-          </w:tcPr>
+          <w:tcPr/>
           <w:p>
             <w:pPr>
               <w:pStyle w:val="Compact"/>
-              <w:spacing w:before="0" w:after="40" w:line="264" w:lineRule="auto"/>
               <w:jc w:val="left"/>
             </w:pPr>
             <w:r>
-              <w:rPr>
-                <w:rFonts w:ascii="Calibri" w:hAnsi="Calibri"/>
-                <w:sz w:val="18"/>
-              </w:rPr>
               <w:t xml:space="preserve">POST</w:t>
             </w:r>
           </w:p>
         </w:tc>
         <w:tc>
-          <w:tcPr>
-            <w:tcMar>
-              <w:top w:w="40" w:type="dxa"/>
-              <w:bottom w:w="40" w:type="dxa"/>
-              <w:left w:w="60" w:type="dxa"/>
-              <w:right w:w="60" w:type="dxa"/>
-            </w:tcMar>
-          </w:tcPr>
+          <w:tcPr/>
           <w:p>
             <w:pPr>
               <w:pStyle w:val="Compact"/>
-              <w:spacing w:before="0" w:after="40" w:line="264" w:lineRule="auto"/>
               <w:jc w:val="left"/>
             </w:pPr>
             <w:r>
               <w:rPr>
                 <w:rStyle w:val="VerbatimChar"/>
-                <w:rFonts w:ascii="Calibri" w:hAnsi="Calibri"/>
-                <w:sz w:val="18"/>
               </w:rPr>
               <w:t xml:space="preserve">/customers</w:t>
             </w:r>
           </w:p>
         </w:tc>
         <w:tc>
-          <w:tcPr>
-            <w:tcMar>
-              <w:top w:w="40" w:type="dxa"/>
-              <w:bottom w:w="40" w:type="dxa"/>
-              <w:left w:w="60" w:type="dxa"/>
-              <w:right w:w="60" w:type="dxa"/>
-            </w:tcMar>
-          </w:tcPr>
+          <w:tcPr/>
           <w:p>
             <w:pPr>
               <w:pStyle w:val="Compact"/>
-              <w:spacing w:before="0" w:after="40" w:line="264" w:lineRule="auto"/>
               <w:jc w:val="left"/>
             </w:pPr>
             <w:r>
-              <w:rPr>
-                <w:rFonts w:ascii="Calibri" w:hAnsi="Calibri"/>
-                <w:sz w:val="18"/>
-              </w:rPr>
               <w:t xml:space="preserve">ADMIN, EMPLOYEE</w:t>
             </w:r>
           </w:p>
@@ -652,74 +461,40 @@
       </w:tr>
       <w:tr>
         <w:tc>
-          <w:tcPr>
-            <w:tcMar>
-              <w:top w:w="40" w:type="dxa"/>
-              <w:bottom w:w="40" w:type="dxa"/>
-              <w:left w:w="60" w:type="dxa"/>
-              <w:right w:w="60" w:type="dxa"/>
-            </w:tcMar>
-          </w:tcPr>
+          <w:tcPr/>
           <w:p>
             <w:pPr>
               <w:pStyle w:val="Compact"/>
-              <w:spacing w:before="0" w:after="40" w:line="264" w:lineRule="auto"/>
               <w:jc w:val="left"/>
             </w:pPr>
             <w:r>
-              <w:rPr>
-                <w:rFonts w:ascii="Calibri" w:hAnsi="Calibri"/>
-                <w:sz w:val="18"/>
-              </w:rPr>
               <w:t xml:space="preserve">PUT</w:t>
             </w:r>
           </w:p>
         </w:tc>
         <w:tc>
-          <w:tcPr>
-            <w:tcMar>
-              <w:top w:w="40" w:type="dxa"/>
-              <w:bottom w:w="40" w:type="dxa"/>
-              <w:left w:w="60" w:type="dxa"/>
-              <w:right w:w="60" w:type="dxa"/>
-            </w:tcMar>
-          </w:tcPr>
+          <w:tcPr/>
           <w:p>
             <w:pPr>
               <w:pStyle w:val="Compact"/>
-              <w:spacing w:before="0" w:after="40" w:line="264" w:lineRule="auto"/>
               <w:jc w:val="left"/>
             </w:pPr>
             <w:r>
               <w:rPr>
                 <w:rStyle w:val="VerbatimChar"/>
-                <w:rFonts w:ascii="Calibri" w:hAnsi="Calibri"/>
-                <w:sz w:val="18"/>
               </w:rPr>
               <w:t xml:space="preserve">/customers/{id}</w:t>
             </w:r>
           </w:p>
         </w:tc>
         <w:tc>
-          <w:tcPr>
-            <w:tcMar>
-              <w:top w:w="40" w:type="dxa"/>
-              <w:bottom w:w="40" w:type="dxa"/>
-              <w:left w:w="60" w:type="dxa"/>
-              <w:right w:w="60" w:type="dxa"/>
-            </w:tcMar>
-          </w:tcPr>
+          <w:tcPr/>
           <w:p>
             <w:pPr>
               <w:pStyle w:val="Compact"/>
-              <w:spacing w:before="0" w:after="40" w:line="264" w:lineRule="auto"/>
               <w:jc w:val="left"/>
             </w:pPr>
             <w:r>
-              <w:rPr>
-                <w:rFonts w:ascii="Calibri" w:hAnsi="Calibri"/>
-                <w:sz w:val="18"/>
-              </w:rPr>
               <w:t xml:space="preserve">ADMIN, EMPLOYEE</w:t>
             </w:r>
           </w:p>
@@ -727,74 +502,40 @@
       </w:tr>
       <w:tr>
         <w:tc>
-          <w:tcPr>
-            <w:tcMar>
-              <w:top w:w="40" w:type="dxa"/>
-              <w:bottom w:w="40" w:type="dxa"/>
-              <w:left w:w="60" w:type="dxa"/>
-              <w:right w:w="60" w:type="dxa"/>
-            </w:tcMar>
-          </w:tcPr>
+          <w:tcPr/>
           <w:p>
             <w:pPr>
               <w:pStyle w:val="Compact"/>
-              <w:spacing w:before="0" w:after="40" w:line="264" w:lineRule="auto"/>
               <w:jc w:val="left"/>
             </w:pPr>
             <w:r>
-              <w:rPr>
-                <w:rFonts w:ascii="Calibri" w:hAnsi="Calibri"/>
-                <w:sz w:val="18"/>
-              </w:rPr>
               <w:t xml:space="preserve">DELETE</w:t>
             </w:r>
           </w:p>
         </w:tc>
         <w:tc>
-          <w:tcPr>
-            <w:tcMar>
-              <w:top w:w="40" w:type="dxa"/>
-              <w:bottom w:w="40" w:type="dxa"/>
-              <w:left w:w="60" w:type="dxa"/>
-              <w:right w:w="60" w:type="dxa"/>
-            </w:tcMar>
-          </w:tcPr>
+          <w:tcPr/>
           <w:p>
             <w:pPr>
               <w:pStyle w:val="Compact"/>
-              <w:spacing w:before="0" w:after="40" w:line="264" w:lineRule="auto"/>
               <w:jc w:val="left"/>
             </w:pPr>
             <w:r>
               <w:rPr>
                 <w:rStyle w:val="VerbatimChar"/>
-                <w:rFonts w:ascii="Calibri" w:hAnsi="Calibri"/>
-                <w:sz w:val="18"/>
               </w:rPr>
               <w:t xml:space="preserve">/customers/{id}</w:t>
             </w:r>
           </w:p>
         </w:tc>
         <w:tc>
-          <w:tcPr>
-            <w:tcMar>
-              <w:top w:w="40" w:type="dxa"/>
-              <w:bottom w:w="40" w:type="dxa"/>
-              <w:left w:w="60" w:type="dxa"/>
-              <w:right w:w="60" w:type="dxa"/>
-            </w:tcMar>
-          </w:tcPr>
+          <w:tcPr/>
           <w:p>
             <w:pPr>
               <w:pStyle w:val="Compact"/>
-              <w:spacing w:before="0" w:after="40" w:line="264" w:lineRule="auto"/>
               <w:jc w:val="left"/>
             </w:pPr>
             <w:r>
-              <w:rPr>
-                <w:rFonts w:ascii="Calibri" w:hAnsi="Calibri"/>
-                <w:sz w:val="18"/>
-              </w:rPr>
               <w:t xml:space="preserve">ADMIN</w:t>
             </w:r>
           </w:p>
@@ -814,8 +555,6 @@
     <w:p>
       <w:pPr>
         <w:pStyle w:val="FirstParagraph"/>
-        <w:spacing w:after="160" w:line="276" w:lineRule="auto"/>
-        <w:jc w:val="left"/>
       </w:pPr>
       <w:r>
         <w:rPr>
@@ -837,8 +576,6 @@
     <w:p>
       <w:pPr>
         <w:pStyle w:val="FirstParagraph"/>
-        <w:spacing w:after="160" w:line="276" w:lineRule="auto"/>
-        <w:jc w:val="left"/>
       </w:pPr>
       <w:r>
         <w:rPr>
@@ -973,8 +710,6 @@
     <w:p>
       <w:pPr>
         <w:pStyle w:val="FirstParagraph"/>
-        <w:spacing w:after="160" w:line="276" w:lineRule="auto"/>
-        <w:jc w:val="left"/>
       </w:pPr>
       <w:r>
         <w:rPr>
@@ -1030,8 +765,6 @@
           <w:ilvl w:val="0"/>
           <w:numId w:val="1002"/>
         </w:numPr>
-        <w:spacing w:after="160" w:line="276" w:lineRule="auto"/>
-        <w:jc w:val="left"/>
       </w:pPr>
       <w:r>
         <w:rPr>
@@ -1047,8 +780,6 @@
           <w:ilvl w:val="0"/>
           <w:numId w:val="1002"/>
         </w:numPr>
-        <w:spacing w:after="160" w:line="276" w:lineRule="auto"/>
-        <w:jc w:val="left"/>
       </w:pPr>
       <w:r>
         <w:rPr>
@@ -1078,8 +809,6 @@
     <w:p>
       <w:pPr>
         <w:pStyle w:val="FirstParagraph"/>
-        <w:spacing w:after="160" w:line="276" w:lineRule="auto"/>
-        <w:jc w:val="left"/>
       </w:pPr>
       <w:r>
         <w:t xml:space="preserve">API currently returns</w:t>
@@ -1113,8 +842,6 @@
     <w:p>
       <w:pPr>
         <w:pStyle w:val="FirstParagraph"/>
-        <w:spacing w:after="160" w:line="276" w:lineRule="auto"/>
-        <w:jc w:val="left"/>
       </w:pPr>
       <w:r>
         <w:rPr>
@@ -1170,8 +897,6 @@
           <w:ilvl w:val="0"/>
           <w:numId w:val="1003"/>
         </w:numPr>
-        <w:spacing w:after="160" w:line="276" w:lineRule="auto"/>
-        <w:jc w:val="left"/>
       </w:pPr>
       <w:r>
         <w:rPr>
@@ -1187,8 +912,6 @@
           <w:ilvl w:val="0"/>
           <w:numId w:val="1003"/>
         </w:numPr>
-        <w:spacing w:after="160" w:line="276" w:lineRule="auto"/>
-        <w:jc w:val="left"/>
       </w:pPr>
       <w:r>
         <w:rPr>
@@ -1210,8 +933,6 @@
     <w:p>
       <w:pPr>
         <w:pStyle w:val="FirstParagraph"/>
-        <w:spacing w:after="160" w:line="276" w:lineRule="auto"/>
-        <w:jc w:val="left"/>
       </w:pPr>
       <w:r>
         <w:t xml:space="preserve">Role matchers in</w:t>
@@ -1254,8 +975,6 @@
     <w:p>
       <w:pPr>
         <w:pStyle w:val="FirstParagraph"/>
-        <w:spacing w:after="160" w:line="276" w:lineRule="auto"/>
-        <w:jc w:val="left"/>
       </w:pPr>
       <w:r>
         <w:t xml:space="preserve">Update:</w:t>
@@ -1337,8 +1056,6 @@
     <w:p>
       <w:pPr>
         <w:pStyle w:val="FirstParagraph"/>
-        <w:spacing w:after="160" w:line="276" w:lineRule="auto"/>
-        <w:jc w:val="left"/>
       </w:pPr>
       <w:r>
         <w:t xml:space="preserve">GET: ADMIN/EMPLOYEE/MANAGER · write: ADMIN/EMPLOYEE · DELETE: ADMIN</w:t>
@@ -1363,8 +1080,6 @@
     <w:p>
       <w:pPr>
         <w:pStyle w:val="FirstParagraph"/>
-        <w:spacing w:after="160" w:line="276" w:lineRule="auto"/>
-        <w:jc w:val="left"/>
       </w:pPr>
       <w:r>
         <w:t xml:space="preserve">Missing customer → not-found style business exception via global</w:t>
@@ -1389,8 +1104,6 @@
     <w:p>
       <w:pPr>
         <w:pStyle w:val="FirstParagraph"/>
-        <w:spacing w:after="160" w:line="276" w:lineRule="auto"/>
-        <w:jc w:val="left"/>
       </w:pPr>
       <w:r>
         <w:t xml:space="preserve">Hibernate SQL in dev; no dedicated customer audit log.</w:t>
@@ -1409,8 +1122,6 @@
     <w:p>
       <w:pPr>
         <w:pStyle w:val="FirstParagraph"/>
-        <w:spacing w:after="160" w:line="276" w:lineRule="auto"/>
-        <w:jc w:val="left"/>
       </w:pPr>
       <w:r>
         <w:rPr>
@@ -1457,8 +1168,6 @@
           <w:ilvl w:val="0"/>
           <w:numId w:val="1004"/>
         </w:numPr>
-        <w:spacing w:after="160" w:line="276" w:lineRule="auto"/>
-        <w:jc w:val="left"/>
       </w:pPr>
       <w:r>
         <w:t xml:space="preserve">Create customer without account</w:t>
@@ -1471,8 +1180,6 @@
           <w:ilvl w:val="0"/>
           <w:numId w:val="1004"/>
         </w:numPr>
-        <w:spacing w:after="160" w:line="276" w:lineRule="auto"/>
-        <w:jc w:val="left"/>
       </w:pPr>
       <w:r>
         <w:t xml:space="preserve">Create with SAVINGS/CURRENT + valid opening deposit</w:t>
@@ -1485,8 +1192,6 @@
           <w:ilvl w:val="0"/>
           <w:numId w:val="1004"/>
         </w:numPr>
-        <w:spacing w:after="160" w:line="276" w:lineRule="auto"/>
-        <w:jc w:val="left"/>
       </w:pPr>
       <w:r>
         <w:t xml:space="preserve">Search by name/email/phone</w:t>
@@ -1499,8 +1204,6 @@
           <w:ilvl w:val="0"/>
           <w:numId w:val="1004"/>
         </w:numPr>
-        <w:spacing w:after="160" w:line="276" w:lineRule="auto"/>
-        <w:jc w:val="left"/>
       </w:pPr>
       <w:r>
         <w:t xml:space="preserve">EMPLOYEE cannot DELETE (403)</w:t>
@@ -1523,8 +1226,6 @@
           <w:ilvl w:val="0"/>
           <w:numId w:val="1005"/>
         </w:numPr>
-        <w:spacing w:after="160" w:line="276" w:lineRule="auto"/>
-        <w:jc w:val="left"/>
       </w:pPr>
       <w:r>
         <w:t xml:space="preserve">Introduce</w:t>
@@ -1552,8 +1253,6 @@
           <w:ilvl w:val="0"/>
           <w:numId w:val="1005"/>
         </w:numPr>
-        <w:spacing w:after="160" w:line="276" w:lineRule="auto"/>
-        <w:jc w:val="left"/>
       </w:pPr>
       <w:r>
         <w:t xml:space="preserve">Soft-delete instead of hard delete</w:t>
@@ -1566,8 +1265,6 @@
           <w:ilvl w:val="0"/>
           <w:numId w:val="1005"/>
         </w:numPr>
-        <w:spacing w:after="160" w:line="276" w:lineRule="auto"/>
-        <w:jc w:val="left"/>
       </w:pPr>
       <w:r>
         <w:t xml:space="preserve">KYC documents module</w:t>
@@ -1580,18 +1277,12 @@
           <w:ilvl w:val="0"/>
           <w:numId w:val="1005"/>
         </w:numPr>
-        <w:spacing w:after="160" w:line="276" w:lineRule="auto"/>
-        <w:jc w:val="left"/>
       </w:pPr>
       <w:r>
         <w:t xml:space="preserve">Wire Loan through real loan domain + policy seed</w:t>
       </w:r>
     </w:p>
     <w:p>
-      <w:pPr>
-        <w:spacing w:after="160" w:line="276" w:lineRule="auto"/>
-        <w:jc w:val="left"/>
-      </w:pPr>
       <w:r>
         <w:pict>
           <v:rect style="width:0;height:1.5pt" o:hralign="center" o:hrstd="t" o:hr="t"/>
@@ -1621,17 +1312,9 @@
     <w:tbl>
       <w:tblPr>
         <w:tblStyle w:val="Table"/>
-        <w:tblW w:type="pct" w:w="5000"/>
-        <w:tblLayout w:type="autofit"/>
+        <w:tblW w:type="pct" w:w="4236"/>
+        <w:tblLayout w:type="fixed"/>
         <w:tblLook w:firstRow="1" w:lastRow="0" w:firstColumn="0" w:lastColumn="0" w:noHBand="0" w:noVBand="0" w:val="0020"/>
-        <w:tblBorders>
-          <w:top w:val="single" w:sz="4" w:space="0" w:color="CBD5E0"/>
-          <w:left w:val="single" w:sz="4" w:space="0" w:color="CBD5E0"/>
-          <w:bottom w:val="single" w:sz="4" w:space="0" w:color="CBD5E0"/>
-          <w:right w:val="single" w:sz="4" w:space="0" w:color="CBD5E0"/>
-          <w:insideH w:val="single" w:sz="4" w:space="0" w:color="CBD5E0"/>
-          <w:insideV w:val="single" w:sz="4" w:space="0" w:color="CBD5E0"/>
-        </w:tblBorders>
       </w:tblPr>
       <w:tblGrid>
         <w:gridCol w:w="2860"/>
@@ -1642,55 +1325,25 @@
           <w:tblHeader w:val="on"/>
         </w:trPr>
         <w:tc>
-          <w:tcPr>
-            <w:tcMar>
-              <w:top w:w="40" w:type="dxa"/>
-              <w:bottom w:w="40" w:type="dxa"/>
-              <w:left w:w="60" w:type="dxa"/>
-              <w:right w:w="60" w:type="dxa"/>
-            </w:tcMar>
-            <w:shd w:fill="1A365D" w:val="clear"/>
-          </w:tcPr>
+          <w:tcPr/>
           <w:p>
             <w:pPr>
               <w:pStyle w:val="Compact"/>
-              <w:spacing w:before="0" w:after="40" w:line="264" w:lineRule="auto"/>
               <w:jc w:val="left"/>
             </w:pPr>
             <w:r>
-              <w:rPr>
-                <w:rFonts w:ascii="Calibri" w:hAnsi="Calibri"/>
-                <w:b/>
-                <w:color w:val="FFFFFF"/>
-                <w:sz w:val="18"/>
-              </w:rPr>
               <w:t xml:space="preserve">Item</w:t>
             </w:r>
           </w:p>
         </w:tc>
         <w:tc>
-          <w:tcPr>
-            <w:tcMar>
-              <w:top w:w="40" w:type="dxa"/>
-              <w:bottom w:w="40" w:type="dxa"/>
-              <w:left w:w="60" w:type="dxa"/>
-              <w:right w:w="60" w:type="dxa"/>
-            </w:tcMar>
-            <w:shd w:fill="1A365D" w:val="clear"/>
-          </w:tcPr>
+          <w:tcPr/>
           <w:p>
             <w:pPr>
               <w:pStyle w:val="Compact"/>
-              <w:spacing w:before="0" w:after="40" w:line="264" w:lineRule="auto"/>
               <w:jc w:val="left"/>
             </w:pPr>
             <w:r>
-              <w:rPr>
-                <w:rFonts w:ascii="Calibri" w:hAnsi="Calibri"/>
-                <w:b/>
-                <w:color w:val="FFFFFF"/>
-                <w:sz w:val="18"/>
-              </w:rPr>
               <w:t xml:space="preserve">Detail</w:t>
             </w:r>
           </w:p>
@@ -1698,93 +1351,49 @@
       </w:tr>
       <w:tr>
         <w:tc>
-          <w:tcPr>
-            <w:tcMar>
-              <w:top w:w="40" w:type="dxa"/>
-              <w:bottom w:w="40" w:type="dxa"/>
-              <w:left w:w="60" w:type="dxa"/>
-              <w:right w:w="60" w:type="dxa"/>
-            </w:tcMar>
-          </w:tcPr>
+          <w:tcPr/>
           <w:p>
             <w:pPr>
               <w:pStyle w:val="Compact"/>
-              <w:spacing w:before="0" w:after="40" w:line="264" w:lineRule="auto"/>
               <w:jc w:val="left"/>
             </w:pPr>
             <w:r>
-              <w:rPr>
-                <w:rFonts w:ascii="Calibri" w:hAnsi="Calibri"/>
-                <w:sz w:val="18"/>
-              </w:rPr>
               <w:t xml:space="preserve">Files</w:t>
             </w:r>
           </w:p>
         </w:tc>
         <w:tc>
-          <w:tcPr>
-            <w:tcMar>
-              <w:top w:w="40" w:type="dxa"/>
-              <w:bottom w:w="40" w:type="dxa"/>
-              <w:left w:w="60" w:type="dxa"/>
-              <w:right w:w="60" w:type="dxa"/>
-            </w:tcMar>
-          </w:tcPr>
+          <w:tcPr/>
           <w:p>
             <w:pPr>
               <w:pStyle w:val="Compact"/>
-              <w:spacing w:before="0" w:after="40" w:line="264" w:lineRule="auto"/>
               <w:jc w:val="left"/>
             </w:pPr>
             <w:r>
               <w:rPr>
                 <w:rStyle w:val="VerbatimChar"/>
-                <w:rFonts w:ascii="Calibri" w:hAnsi="Calibri"/>
-                <w:sz w:val="18"/>
               </w:rPr>
               <w:t xml:space="preserve">UpdateCustomerRequest.java</w:t>
             </w:r>
             <w:r>
-              <w:rPr>
-                <w:rFonts w:ascii="Calibri" w:hAnsi="Calibri"/>
-                <w:sz w:val="18"/>
-              </w:rPr>
               <w:t xml:space="preserve">,</w:t>
             </w:r>
             <w:r>
-              <w:rPr>
-                <w:rFonts w:ascii="Calibri" w:hAnsi="Calibri"/>
-                <w:sz w:val="18"/>
-              </w:rPr>
               <w:t xml:space="preserve"> </w:t>
             </w:r>
             <w:r>
               <w:rPr>
                 <w:rStyle w:val="VerbatimChar"/>
-                <w:rFonts w:ascii="Calibri" w:hAnsi="Calibri"/>
-                <w:sz w:val="18"/>
               </w:rPr>
               <w:t xml:space="preserve">Customer.java</w:t>
             </w:r>
             <w:r>
-              <w:rPr>
-                <w:rFonts w:ascii="Calibri" w:hAnsi="Calibri"/>
-                <w:sz w:val="18"/>
-              </w:rPr>
               <w:t xml:space="preserve">, create request if</w:t>
             </w:r>
             <w:r>
-              <w:rPr>
-                <w:rFonts w:ascii="Calibri" w:hAnsi="Calibri"/>
-                <w:sz w:val="18"/>
-              </w:rPr>
               <w:t xml:space="preserve"> </w:t>
             </w:r>
             <w:r>
-              <w:rPr>
-                <w:rFonts w:ascii="Calibri" w:hAnsi="Calibri"/>
-                <w:sz w:val="18"/>
-              </w:rPr>
               <w:t xml:space="preserve">validated, Angular forms</w:t>
             </w:r>
           </w:p>
@@ -1792,71 +1401,39 @@
       </w:tr>
       <w:tr>
         <w:tc>
-          <w:tcPr>
-            <w:tcMar>
-              <w:top w:w="40" w:type="dxa"/>
-              <w:bottom w:w="40" w:type="dxa"/>
-              <w:left w:w="60" w:type="dxa"/>
-              <w:right w:w="60" w:type="dxa"/>
-            </w:tcMar>
-          </w:tcPr>
+          <w:tcPr/>
           <w:p>
             <w:pPr>
               <w:pStyle w:val="Compact"/>
-              <w:spacing w:before="0" w:after="40" w:line="264" w:lineRule="auto"/>
               <w:jc w:val="left"/>
             </w:pPr>
             <w:r>
-              <w:rPr>
-                <w:rFonts w:ascii="Calibri" w:hAnsi="Calibri"/>
-                <w:sz w:val="18"/>
-              </w:rPr>
               <w:t xml:space="preserve">Classes</w:t>
             </w:r>
           </w:p>
         </w:tc>
         <w:tc>
-          <w:tcPr>
-            <w:tcMar>
-              <w:top w:w="40" w:type="dxa"/>
-              <w:bottom w:w="40" w:type="dxa"/>
-              <w:left w:w="60" w:type="dxa"/>
-              <w:right w:w="60" w:type="dxa"/>
-            </w:tcMar>
-          </w:tcPr>
+          <w:tcPr/>
           <w:p>
             <w:pPr>
               <w:pStyle w:val="Compact"/>
-              <w:spacing w:before="0" w:after="40" w:line="264" w:lineRule="auto"/>
               <w:jc w:val="left"/>
             </w:pPr>
             <w:r>
               <w:rPr>
                 <w:rStyle w:val="VerbatimChar"/>
-                <w:rFonts w:ascii="Calibri" w:hAnsi="Calibri"/>
-                <w:sz w:val="18"/>
               </w:rPr>
               <w:t xml:space="preserve">UpdateCustomerRequest</w:t>
             </w:r>
             <w:r>
-              <w:rPr>
-                <w:rFonts w:ascii="Calibri" w:hAnsi="Calibri"/>
-                <w:sz w:val="18"/>
-              </w:rPr>
               <w:t xml:space="preserve">,</w:t>
             </w:r>
             <w:r>
-              <w:rPr>
-                <w:rFonts w:ascii="Calibri" w:hAnsi="Calibri"/>
-                <w:sz w:val="18"/>
-              </w:rPr>
               <w:t xml:space="preserve"> </w:t>
             </w:r>
             <w:r>
               <w:rPr>
                 <w:rStyle w:val="VerbatimChar"/>
-                <w:rFonts w:ascii="Calibri" w:hAnsi="Calibri"/>
-                <w:sz w:val="18"/>
               </w:rPr>
               <w:t xml:space="preserve">Customer</w:t>
             </w:r>
@@ -1865,77 +1442,39 @@
       </w:tr>
       <w:tr>
         <w:tc>
-          <w:tcPr>
-            <w:tcMar>
-              <w:top w:w="40" w:type="dxa"/>
-              <w:bottom w:w="40" w:type="dxa"/>
-              <w:left w:w="60" w:type="dxa"/>
-              <w:right w:w="60" w:type="dxa"/>
-            </w:tcMar>
-          </w:tcPr>
+          <w:tcPr/>
           <w:p>
             <w:pPr>
               <w:pStyle w:val="Compact"/>
-              <w:spacing w:before="0" w:after="40" w:line="264" w:lineRule="auto"/>
               <w:jc w:val="left"/>
             </w:pPr>
             <w:r>
-              <w:rPr>
-                <w:rFonts w:ascii="Calibri" w:hAnsi="Calibri"/>
-                <w:sz w:val="18"/>
-              </w:rPr>
               <w:t xml:space="preserve">Methods</w:t>
             </w:r>
           </w:p>
         </w:tc>
         <w:tc>
-          <w:tcPr>
-            <w:tcMar>
-              <w:top w:w="40" w:type="dxa"/>
-              <w:bottom w:w="40" w:type="dxa"/>
-              <w:left w:w="60" w:type="dxa"/>
-              <w:right w:w="60" w:type="dxa"/>
-            </w:tcMar>
-          </w:tcPr>
+          <w:tcPr/>
           <w:p>
             <w:pPr>
               <w:pStyle w:val="Compact"/>
-              <w:spacing w:before="0" w:after="40" w:line="264" w:lineRule="auto"/>
               <w:jc w:val="left"/>
             </w:pPr>
             <w:r>
-              <w:rPr>
-                <w:rFonts w:ascii="Calibri" w:hAnsi="Calibri"/>
-                <w:sz w:val="18"/>
-              </w:rPr>
               <w:t xml:space="preserve">Field annotations / setters used</w:t>
             </w:r>
             <w:r>
-              <w:rPr>
-                <w:rFonts w:ascii="Calibri" w:hAnsi="Calibri"/>
-                <w:sz w:val="18"/>
-              </w:rPr>
               <w:t xml:space="preserve"> </w:t>
             </w:r>
             <w:r>
-              <w:rPr>
-                <w:rFonts w:ascii="Calibri" w:hAnsi="Calibri"/>
-                <w:sz w:val="18"/>
-              </w:rPr>
               <w:t xml:space="preserve">by</w:t>
             </w:r>
             <w:r>
-              <w:rPr>
-                <w:rFonts w:ascii="Calibri" w:hAnsi="Calibri"/>
-                <w:sz w:val="18"/>
-              </w:rPr>
               <w:t xml:space="preserve"> </w:t>
             </w:r>
             <w:r>
               <w:rPr>
                 <w:rStyle w:val="VerbatimChar"/>
-                <w:rFonts w:ascii="Calibri" w:hAnsi="Calibri"/>
-                <w:sz w:val="18"/>
               </w:rPr>
               <w:t xml:space="preserve">updateCustomer</w:t>
             </w:r>
@@ -1944,85 +1483,43 @@
       </w:tr>
       <w:tr>
         <w:tc>
-          <w:tcPr>
-            <w:tcMar>
-              <w:top w:w="40" w:type="dxa"/>
-              <w:bottom w:w="40" w:type="dxa"/>
-              <w:left w:w="60" w:type="dxa"/>
-              <w:right w:w="60" w:type="dxa"/>
-            </w:tcMar>
-          </w:tcPr>
+          <w:tcPr/>
           <w:p>
             <w:pPr>
               <w:pStyle w:val="Compact"/>
-              <w:spacing w:before="0" w:after="40" w:line="264" w:lineRule="auto"/>
               <w:jc w:val="left"/>
             </w:pPr>
             <w:r>
-              <w:rPr>
-                <w:rFonts w:ascii="Calibri" w:hAnsi="Calibri"/>
-                <w:sz w:val="18"/>
-              </w:rPr>
               <w:t xml:space="preserve">Impact</w:t>
             </w:r>
           </w:p>
         </w:tc>
         <w:tc>
-          <w:tcPr>
-            <w:tcMar>
-              <w:top w:w="40" w:type="dxa"/>
-              <w:bottom w:w="40" w:type="dxa"/>
-              <w:left w:w="60" w:type="dxa"/>
-              <w:right w:w="60" w:type="dxa"/>
-            </w:tcMar>
-          </w:tcPr>
+          <w:tcPr/>
           <w:p>
             <w:pPr>
               <w:pStyle w:val="Compact"/>
-              <w:spacing w:before="0" w:after="40" w:line="264" w:lineRule="auto"/>
               <w:jc w:val="left"/>
             </w:pPr>
             <w:r>
-              <w:rPr>
-                <w:rFonts w:ascii="Calibri" w:hAnsi="Calibri"/>
-                <w:sz w:val="18"/>
-              </w:rPr>
               <w:t xml:space="preserve">DB column length</w:t>
             </w:r>
             <w:r>
-              <w:rPr>
-                <w:rFonts w:ascii="Calibri" w:hAnsi="Calibri"/>
-                <w:sz w:val="18"/>
-              </w:rPr>
               <w:t xml:space="preserve"> </w:t>
             </w:r>
             <w:r>
               <w:rPr>
                 <w:rStyle w:val="VerbatimChar"/>
-                <w:rFonts w:ascii="Calibri" w:hAnsi="Calibri"/>
-                <w:sz w:val="18"/>
               </w:rPr>
               <w:t xml:space="preserve">phone_number</w:t>
             </w:r>
             <w:r>
-              <w:rPr>
-                <w:rFonts w:ascii="Calibri" w:hAnsi="Calibri"/>
-                <w:sz w:val="18"/>
-              </w:rPr>
               <w:t xml:space="preserve">;</w:t>
             </w:r>
             <w:r>
-              <w:rPr>
-                <w:rFonts w:ascii="Calibri" w:hAnsi="Calibri"/>
-                <w:sz w:val="18"/>
-              </w:rPr>
               <w:t xml:space="preserve"> </w:t>
             </w:r>
             <w:r>
-              <w:rPr>
-                <w:rFonts w:ascii="Calibri" w:hAnsi="Calibri"/>
-                <w:sz w:val="18"/>
-              </w:rPr>
               <w:t xml:space="preserve">unique constraint; UI masks</w:t>
             </w:r>
           </w:p>
@@ -2042,17 +1539,9 @@
     <w:tbl>
       <w:tblPr>
         <w:tblStyle w:val="Table"/>
-        <w:tblW w:type="pct" w:w="5000"/>
-        <w:tblLayout w:type="autofit"/>
+        <w:tblW w:type="pct" w:w="4236"/>
+        <w:tblLayout w:type="fixed"/>
         <w:tblLook w:firstRow="1" w:lastRow="0" w:firstColumn="0" w:lastColumn="0" w:noHBand="0" w:noVBand="0" w:val="0020"/>
-        <w:tblBorders>
-          <w:top w:val="single" w:sz="4" w:space="0" w:color="CBD5E0"/>
-          <w:left w:val="single" w:sz="4" w:space="0" w:color="CBD5E0"/>
-          <w:bottom w:val="single" w:sz="4" w:space="0" w:color="CBD5E0"/>
-          <w:right w:val="single" w:sz="4" w:space="0" w:color="CBD5E0"/>
-          <w:insideH w:val="single" w:sz="4" w:space="0" w:color="CBD5E0"/>
-          <w:insideV w:val="single" w:sz="4" w:space="0" w:color="CBD5E0"/>
-        </w:tblBorders>
       </w:tblPr>
       <w:tblGrid>
         <w:gridCol w:w="2860"/>
@@ -2063,55 +1552,25 @@
           <w:tblHeader w:val="on"/>
         </w:trPr>
         <w:tc>
-          <w:tcPr>
-            <w:tcMar>
-              <w:top w:w="40" w:type="dxa"/>
-              <w:bottom w:w="40" w:type="dxa"/>
-              <w:left w:w="60" w:type="dxa"/>
-              <w:right w:w="60" w:type="dxa"/>
-            </w:tcMar>
-            <w:shd w:fill="1A365D" w:val="clear"/>
-          </w:tcPr>
+          <w:tcPr/>
           <w:p>
             <w:pPr>
               <w:pStyle w:val="Compact"/>
-              <w:spacing w:before="0" w:after="40" w:line="264" w:lineRule="auto"/>
               <w:jc w:val="left"/>
             </w:pPr>
             <w:r>
-              <w:rPr>
-                <w:rFonts w:ascii="Calibri" w:hAnsi="Calibri"/>
-                <w:b/>
-                <w:color w:val="FFFFFF"/>
-                <w:sz w:val="18"/>
-              </w:rPr>
               <w:t xml:space="preserve">Item</w:t>
             </w:r>
           </w:p>
         </w:tc>
         <w:tc>
-          <w:tcPr>
-            <w:tcMar>
-              <w:top w:w="40" w:type="dxa"/>
-              <w:bottom w:w="40" w:type="dxa"/>
-              <w:left w:w="60" w:type="dxa"/>
-              <w:right w:w="60" w:type="dxa"/>
-            </w:tcMar>
-            <w:shd w:fill="1A365D" w:val="clear"/>
-          </w:tcPr>
+          <w:tcPr/>
           <w:p>
             <w:pPr>
               <w:pStyle w:val="Compact"/>
-              <w:spacing w:before="0" w:after="40" w:line="264" w:lineRule="auto"/>
               <w:jc w:val="left"/>
             </w:pPr>
             <w:r>
-              <w:rPr>
-                <w:rFonts w:ascii="Calibri" w:hAnsi="Calibri"/>
-                <w:b/>
-                <w:color w:val="FFFFFF"/>
-                <w:sz w:val="18"/>
-              </w:rPr>
               <w:t xml:space="preserve">Detail</w:t>
             </w:r>
           </w:p>
@@ -2119,71 +1578,37 @@
       </w:tr>
       <w:tr>
         <w:tc>
-          <w:tcPr>
-            <w:tcMar>
-              <w:top w:w="40" w:type="dxa"/>
-              <w:bottom w:w="40" w:type="dxa"/>
-              <w:left w:w="60" w:type="dxa"/>
-              <w:right w:w="60" w:type="dxa"/>
-            </w:tcMar>
-          </w:tcPr>
+          <w:tcPr/>
           <w:p>
             <w:pPr>
               <w:pStyle w:val="Compact"/>
-              <w:spacing w:before="0" w:after="40" w:line="264" w:lineRule="auto"/>
               <w:jc w:val="left"/>
             </w:pPr>
             <w:r>
-              <w:rPr>
-                <w:rFonts w:ascii="Calibri" w:hAnsi="Calibri"/>
-                <w:sz w:val="18"/>
-              </w:rPr>
               <w:t xml:space="preserve">Files</w:t>
             </w:r>
           </w:p>
         </w:tc>
         <w:tc>
-          <w:tcPr>
-            <w:tcMar>
-              <w:top w:w="40" w:type="dxa"/>
-              <w:bottom w:w="40" w:type="dxa"/>
-              <w:left w:w="60" w:type="dxa"/>
-              <w:right w:w="60" w:type="dxa"/>
-            </w:tcMar>
-          </w:tcPr>
+          <w:tcPr/>
           <w:p>
             <w:pPr>
               <w:pStyle w:val="Compact"/>
-              <w:spacing w:before="0" w:after="40" w:line="264" w:lineRule="auto"/>
               <w:jc w:val="left"/>
             </w:pPr>
             <w:r>
               <w:rPr>
                 <w:rStyle w:val="VerbatimChar"/>
-                <w:rFonts w:ascii="Calibri" w:hAnsi="Calibri"/>
-                <w:sz w:val="18"/>
               </w:rPr>
               <w:t xml:space="preserve">CustomerServiceImpl.java</w:t>
             </w:r>
             <w:r>
-              <w:rPr>
-                <w:rFonts w:ascii="Calibri" w:hAnsi="Calibri"/>
-                <w:sz w:val="18"/>
-              </w:rPr>
               <w:t xml:space="preserve">,</w:t>
             </w:r>
             <w:r>
-              <w:rPr>
-                <w:rFonts w:ascii="Calibri" w:hAnsi="Calibri"/>
-                <w:sz w:val="18"/>
-              </w:rPr>
               <w:t xml:space="preserve"> </w:t>
             </w:r>
             <w:r>
-              <w:rPr>
-                <w:rFonts w:ascii="Calibri" w:hAnsi="Calibri"/>
-                <w:sz w:val="18"/>
-              </w:rPr>
               <w:t xml:space="preserve">create-customer dialog</w:t>
             </w:r>
           </w:p>
@@ -2191,107 +1616,55 @@
       </w:tr>
       <w:tr>
         <w:tc>
-          <w:tcPr>
-            <w:tcMar>
-              <w:top w:w="40" w:type="dxa"/>
-              <w:bottom w:w="40" w:type="dxa"/>
-              <w:left w:w="60" w:type="dxa"/>
-              <w:right w:w="60" w:type="dxa"/>
-            </w:tcMar>
-          </w:tcPr>
+          <w:tcPr/>
           <w:p>
             <w:pPr>
               <w:pStyle w:val="Compact"/>
-              <w:spacing w:before="0" w:after="40" w:line="264" w:lineRule="auto"/>
               <w:jc w:val="left"/>
             </w:pPr>
             <w:r>
-              <w:rPr>
-                <w:rFonts w:ascii="Calibri" w:hAnsi="Calibri"/>
-                <w:sz w:val="18"/>
-              </w:rPr>
               <w:t xml:space="preserve">Methods</w:t>
             </w:r>
           </w:p>
         </w:tc>
         <w:tc>
-          <w:tcPr>
-            <w:tcMar>
-              <w:top w:w="40" w:type="dxa"/>
-              <w:bottom w:w="40" w:type="dxa"/>
-              <w:left w:w="60" w:type="dxa"/>
-              <w:right w:w="60" w:type="dxa"/>
-            </w:tcMar>
-          </w:tcPr>
+          <w:tcPr/>
           <w:p>
             <w:pPr>
               <w:pStyle w:val="Compact"/>
-              <w:spacing w:before="0" w:after="40" w:line="264" w:lineRule="auto"/>
               <w:jc w:val="left"/>
             </w:pPr>
             <w:r>
               <w:rPr>
                 <w:rStyle w:val="VerbatimChar"/>
-                <w:rFonts w:ascii="Calibri" w:hAnsi="Calibri"/>
-                <w:sz w:val="18"/>
               </w:rPr>
               <w:t xml:space="preserve">createCustomer()</w:t>
             </w:r>
             <w:r>
-              <w:rPr>
-                <w:rFonts w:ascii="Calibri" w:hAnsi="Calibri"/>
-                <w:sz w:val="18"/>
-              </w:rPr>
               <w:t xml:space="preserve"> </w:t>
             </w:r>
             <w:r>
-              <w:rPr>
-                <w:rFonts w:ascii="Calibri" w:hAnsi="Calibri"/>
-                <w:sz w:val="18"/>
-              </w:rPr>
               <w:t xml:space="preserve">—</w:t>
             </w:r>
             <w:r>
-              <w:rPr>
-                <w:rFonts w:ascii="Calibri" w:hAnsi="Calibri"/>
-                <w:sz w:val="18"/>
-              </w:rPr>
               <w:t xml:space="preserve"> </w:t>
             </w:r>
             <w:r>
-              <w:rPr>
-                <w:rFonts w:ascii="Calibri" w:hAnsi="Calibri"/>
-                <w:sz w:val="18"/>
-              </w:rPr>
               <w:t xml:space="preserve">remove/guard</w:t>
             </w:r>
             <w:r>
-              <w:rPr>
-                <w:rFonts w:ascii="Calibri" w:hAnsi="Calibri"/>
-                <w:sz w:val="18"/>
-              </w:rPr>
               <w:t xml:space="preserve"> </w:t>
             </w:r>
             <w:r>
               <w:rPr>
                 <w:rStyle w:val="VerbatimChar"/>
-                <w:rFonts w:ascii="Calibri" w:hAnsi="Calibri"/>
-                <w:sz w:val="18"/>
               </w:rPr>
               <w:t xml:space="preserve">AccountService.openAccount</w:t>
             </w:r>
             <w:r>
-              <w:rPr>
-                <w:rFonts w:ascii="Calibri" w:hAnsi="Calibri"/>
-                <w:sz w:val="18"/>
-              </w:rPr>
               <w:t xml:space="preserve"> </w:t>
             </w:r>
             <w:r>
-              <w:rPr>
-                <w:rFonts w:ascii="Calibri" w:hAnsi="Calibri"/>
-                <w:sz w:val="18"/>
-              </w:rPr>
               <w:t xml:space="preserve">call</w:t>
             </w:r>
           </w:p>
@@ -2299,63 +1672,31 @@
       </w:tr>
       <w:tr>
         <w:tc>
-          <w:tcPr>
-            <w:tcMar>
-              <w:top w:w="40" w:type="dxa"/>
-              <w:bottom w:w="40" w:type="dxa"/>
-              <w:left w:w="60" w:type="dxa"/>
-              <w:right w:w="60" w:type="dxa"/>
-            </w:tcMar>
-          </w:tcPr>
+          <w:tcPr/>
           <w:p>
             <w:pPr>
               <w:pStyle w:val="Compact"/>
-              <w:spacing w:before="0" w:after="40" w:line="264" w:lineRule="auto"/>
               <w:jc w:val="left"/>
             </w:pPr>
             <w:r>
-              <w:rPr>
-                <w:rFonts w:ascii="Calibri" w:hAnsi="Calibri"/>
-                <w:sz w:val="18"/>
-              </w:rPr>
               <w:t xml:space="preserve">Impact</w:t>
             </w:r>
           </w:p>
         </w:tc>
         <w:tc>
-          <w:tcPr>
-            <w:tcMar>
-              <w:top w:w="40" w:type="dxa"/>
-              <w:bottom w:w="40" w:type="dxa"/>
-              <w:left w:w="60" w:type="dxa"/>
-              <w:right w:w="60" w:type="dxa"/>
-            </w:tcMar>
-          </w:tcPr>
+          <w:tcPr/>
           <w:p>
             <w:pPr>
               <w:pStyle w:val="Compact"/>
-              <w:spacing w:before="0" w:after="40" w:line="264" w:lineRule="auto"/>
               <w:jc w:val="left"/>
             </w:pPr>
             <w:r>
-              <w:rPr>
-                <w:rFonts w:ascii="Calibri" w:hAnsi="Calibri"/>
-                <w:sz w:val="18"/>
-              </w:rPr>
               <w:t xml:space="preserve">Onboarding UX; Account module</w:t>
             </w:r>
             <w:r>
-              <w:rPr>
-                <w:rFonts w:ascii="Calibri" w:hAnsi="Calibri"/>
-                <w:sz w:val="18"/>
-              </w:rPr>
               <w:t xml:space="preserve"> </w:t>
             </w:r>
             <w:r>
-              <w:rPr>
-                <w:rFonts w:ascii="Calibri" w:hAnsi="Calibri"/>
-                <w:sz w:val="18"/>
-              </w:rPr>
               <w:t xml:space="preserve">unchanged</w:t>
             </w:r>
           </w:p>
@@ -2375,17 +1716,9 @@
     <w:tbl>
       <w:tblPr>
         <w:tblStyle w:val="Table"/>
-        <w:tblW w:type="pct" w:w="5000"/>
-        <w:tblLayout w:type="autofit"/>
+        <w:tblW w:type="pct" w:w="4306"/>
+        <w:tblLayout w:type="fixed"/>
         <w:tblLook w:firstRow="1" w:lastRow="0" w:firstColumn="0" w:lastColumn="0" w:noHBand="0" w:noVBand="0" w:val="0020"/>
-        <w:tblBorders>
-          <w:top w:val="single" w:sz="4" w:space="0" w:color="CBD5E0"/>
-          <w:left w:val="single" w:sz="4" w:space="0" w:color="CBD5E0"/>
-          <w:bottom w:val="single" w:sz="4" w:space="0" w:color="CBD5E0"/>
-          <w:right w:val="single" w:sz="4" w:space="0" w:color="CBD5E0"/>
-          <w:insideH w:val="single" w:sz="4" w:space="0" w:color="CBD5E0"/>
-          <w:insideV w:val="single" w:sz="4" w:space="0" w:color="CBD5E0"/>
-        </w:tblBorders>
       </w:tblPr>
       <w:tblGrid>
         <w:gridCol w:w="3410"/>
@@ -2396,55 +1729,25 @@
           <w:tblHeader w:val="on"/>
         </w:trPr>
         <w:tc>
-          <w:tcPr>
-            <w:tcMar>
-              <w:top w:w="40" w:type="dxa"/>
-              <w:bottom w:w="40" w:type="dxa"/>
-              <w:left w:w="60" w:type="dxa"/>
-              <w:right w:w="60" w:type="dxa"/>
-            </w:tcMar>
-            <w:shd w:fill="1A365D" w:val="clear"/>
-          </w:tcPr>
+          <w:tcPr/>
           <w:p>
             <w:pPr>
               <w:pStyle w:val="Compact"/>
-              <w:spacing w:before="0" w:after="40" w:line="264" w:lineRule="auto"/>
               <w:jc w:val="left"/>
             </w:pPr>
             <w:r>
-              <w:rPr>
-                <w:rFonts w:ascii="Calibri" w:hAnsi="Calibri"/>
-                <w:b/>
-                <w:color w:val="FFFFFF"/>
-                <w:sz w:val="18"/>
-              </w:rPr>
               <w:t xml:space="preserve">Item</w:t>
             </w:r>
           </w:p>
         </w:tc>
         <w:tc>
-          <w:tcPr>
-            <w:tcMar>
-              <w:top w:w="40" w:type="dxa"/>
-              <w:bottom w:w="40" w:type="dxa"/>
-              <w:left w:w="60" w:type="dxa"/>
-              <w:right w:w="60" w:type="dxa"/>
-            </w:tcMar>
-            <w:shd w:fill="1A365D" w:val="clear"/>
-          </w:tcPr>
+          <w:tcPr/>
           <w:p>
             <w:pPr>
               <w:pStyle w:val="Compact"/>
-              <w:spacing w:before="0" w:after="40" w:line="264" w:lineRule="auto"/>
               <w:jc w:val="left"/>
             </w:pPr>
             <w:r>
-              <w:rPr>
-                <w:rFonts w:ascii="Calibri" w:hAnsi="Calibri"/>
-                <w:b/>
-                <w:color w:val="FFFFFF"/>
-                <w:sz w:val="18"/>
-              </w:rPr>
               <w:t xml:space="preserve">Detail</w:t>
             </w:r>
           </w:p>
@@ -2452,71 +1755,39 @@
       </w:tr>
       <w:tr>
         <w:tc>
-          <w:tcPr>
-            <w:tcMar>
-              <w:top w:w="40" w:type="dxa"/>
-              <w:bottom w:w="40" w:type="dxa"/>
-              <w:left w:w="60" w:type="dxa"/>
-              <w:right w:w="60" w:type="dxa"/>
-            </w:tcMar>
-          </w:tcPr>
+          <w:tcPr/>
           <w:p>
             <w:pPr>
               <w:pStyle w:val="Compact"/>
-              <w:spacing w:before="0" w:after="40" w:line="264" w:lineRule="auto"/>
               <w:jc w:val="left"/>
             </w:pPr>
             <w:r>
-              <w:rPr>
-                <w:rFonts w:ascii="Calibri" w:hAnsi="Calibri"/>
-                <w:sz w:val="18"/>
-              </w:rPr>
               <w:t xml:space="preserve">Files</w:t>
             </w:r>
           </w:p>
         </w:tc>
         <w:tc>
-          <w:tcPr>
-            <w:tcMar>
-              <w:top w:w="40" w:type="dxa"/>
-              <w:bottom w:w="40" w:type="dxa"/>
-              <w:left w:w="60" w:type="dxa"/>
-              <w:right w:w="60" w:type="dxa"/>
-            </w:tcMar>
-          </w:tcPr>
+          <w:tcPr/>
           <w:p>
             <w:pPr>
               <w:pStyle w:val="Compact"/>
-              <w:spacing w:before="0" w:after="40" w:line="264" w:lineRule="auto"/>
               <w:jc w:val="left"/>
             </w:pPr>
             <w:r>
               <w:rPr>
                 <w:rStyle w:val="VerbatimChar"/>
-                <w:rFonts w:ascii="Calibri" w:hAnsi="Calibri"/>
-                <w:sz w:val="18"/>
               </w:rPr>
               <w:t xml:space="preserve">BusinessIdFormatter.java</w:t>
             </w:r>
             <w:r>
-              <w:rPr>
-                <w:rFonts w:ascii="Calibri" w:hAnsi="Calibri"/>
-                <w:sz w:val="18"/>
-              </w:rPr>
               <w:t xml:space="preserve">,</w:t>
             </w:r>
             <w:r>
-              <w:rPr>
-                <w:rFonts w:ascii="Calibri" w:hAnsi="Calibri"/>
-                <w:sz w:val="18"/>
-              </w:rPr>
               <w:t xml:space="preserve"> </w:t>
             </w:r>
             <w:r>
               <w:rPr>
                 <w:rStyle w:val="VerbatimChar"/>
-                <w:rFonts w:ascii="Calibri" w:hAnsi="Calibri"/>
-                <w:sz w:val="18"/>
               </w:rPr>
               <w:t xml:space="preserve">Customer.getCustomerCode()</w:t>
             </w:r>
@@ -2525,93 +1796,47 @@
       </w:tr>
       <w:tr>
         <w:tc>
-          <w:tcPr>
-            <w:tcMar>
-              <w:top w:w="40" w:type="dxa"/>
-              <w:bottom w:w="40" w:type="dxa"/>
-              <w:left w:w="60" w:type="dxa"/>
-              <w:right w:w="60" w:type="dxa"/>
-            </w:tcMar>
-          </w:tcPr>
+          <w:tcPr/>
           <w:p>
             <w:pPr>
               <w:pStyle w:val="Compact"/>
-              <w:spacing w:before="0" w:after="40" w:line="264" w:lineRule="auto"/>
               <w:jc w:val="left"/>
             </w:pPr>
             <w:r>
-              <w:rPr>
-                <w:rFonts w:ascii="Calibri" w:hAnsi="Calibri"/>
-                <w:sz w:val="18"/>
-              </w:rPr>
               <w:t xml:space="preserve">Impact</w:t>
             </w:r>
           </w:p>
         </w:tc>
         <w:tc>
-          <w:tcPr>
-            <w:tcMar>
-              <w:top w:w="40" w:type="dxa"/>
-              <w:bottom w:w="40" w:type="dxa"/>
-              <w:left w:w="60" w:type="dxa"/>
-              <w:right w:w="60" w:type="dxa"/>
-            </w:tcMar>
-          </w:tcPr>
+          <w:tcPr/>
           <w:p>
             <w:pPr>
               <w:pStyle w:val="Compact"/>
-              <w:spacing w:before="0" w:after="40" w:line="264" w:lineRule="auto"/>
               <w:jc w:val="left"/>
             </w:pPr>
             <w:r>
-              <w:rPr>
-                <w:rFonts w:ascii="Calibri" w:hAnsi="Calibri"/>
-                <w:sz w:val="18"/>
-              </w:rPr>
               <w:t xml:space="preserve">All UI labels;</w:t>
             </w:r>
             <w:r>
-              <w:rPr>
-                <w:rFonts w:ascii="Calibri" w:hAnsi="Calibri"/>
-                <w:sz w:val="18"/>
-              </w:rPr>
               <w:t xml:space="preserve"> </w:t>
             </w:r>
             <w:r>
               <w:rPr>
-                <w:rFonts w:ascii="Calibri" w:hAnsi="Calibri"/>
                 <w:b/>
                 <w:bCs/>
-                <w:sz w:val="18"/>
               </w:rPr>
               <w:t xml:space="preserve">not</w:t>
             </w:r>
             <w:r>
-              <w:rPr>
-                <w:rFonts w:ascii="Calibri" w:hAnsi="Calibri"/>
-                <w:sz w:val="18"/>
-              </w:rPr>
               <w:t xml:space="preserve"> </w:t>
             </w:r>
             <w:r>
-              <w:rPr>
-                <w:rFonts w:ascii="Calibri" w:hAnsi="Calibri"/>
-                <w:sz w:val="18"/>
-              </w:rPr>
               <w:t xml:space="preserve">a DB</w:t>
             </w:r>
             <w:r>
-              <w:rPr>
-                <w:rFonts w:ascii="Calibri" w:hAnsi="Calibri"/>
-                <w:sz w:val="18"/>
-              </w:rPr>
               <w:t xml:space="preserve"> </w:t>
             </w:r>
             <w:r>
-              <w:rPr>
-                <w:rFonts w:ascii="Calibri" w:hAnsi="Calibri"/>
-                <w:sz w:val="18"/>
-              </w:rPr>
               <w:t xml:space="preserve">migration</w:t>
             </w:r>
           </w:p>

--- a/docs/MODULES/Customer.docx
+++ b/docs/MODULES/Customer.docx
@@ -31,6 +31,8 @@
     <w:p>
       <w:pPr>
         <w:pStyle w:val="FirstParagraph"/>
+        <w:spacing w:after="160" w:line="276" w:lineRule="auto"/>
+        <w:jc w:val="left"/>
       </w:pPr>
       <w:r>
         <w:t xml:space="preserve">Staff CRUD for bank customers, search/pagination, detail view, and</w:t>
@@ -79,6 +81,8 @@
     <w:p>
       <w:pPr>
         <w:pStyle w:val="FirstParagraph"/>
+        <w:spacing w:after="160" w:line="276" w:lineRule="auto"/>
+        <w:jc w:val="left"/>
       </w:pPr>
       <w:r>
         <w:t xml:space="preserve">Maintain the customer master that owns accounts; support onboarding with</w:t>
@@ -107,6 +111,8 @@
           <w:ilvl w:val="0"/>
           <w:numId w:val="1001"/>
         </w:numPr>
+        <w:spacing w:after="160" w:line="276" w:lineRule="auto"/>
+        <w:jc w:val="left"/>
       </w:pPr>
       <w:r>
         <w:t xml:space="preserve">Sidebar → Customers (</w:t>
@@ -128,6 +134,8 @@
           <w:ilvl w:val="0"/>
           <w:numId w:val="1001"/>
         </w:numPr>
+        <w:spacing w:after="160" w:line="276" w:lineRule="auto"/>
+        <w:jc w:val="left"/>
       </w:pPr>
       <w:r>
         <w:t xml:space="preserve">Search / page / open detail</w:t>
@@ -140,6 +148,8 @@
           <w:ilvl w:val="0"/>
           <w:numId w:val="1001"/>
         </w:numPr>
+        <w:spacing w:after="160" w:line="276" w:lineRule="auto"/>
+        <w:jc w:val="left"/>
       </w:pPr>
       <w:r>
         <w:t xml:space="preserve">Create customer (dialog) — optionally choose account type +</w:t>
@@ -158,6 +168,8 @@
           <w:ilvl w:val="0"/>
           <w:numId w:val="1001"/>
         </w:numPr>
+        <w:spacing w:after="160" w:line="276" w:lineRule="auto"/>
+        <w:jc w:val="left"/>
       </w:pPr>
       <w:r>
         <w:t xml:space="preserve">Edit customer</w:t>
@@ -170,6 +182,8 @@
           <w:ilvl w:val="0"/>
           <w:numId w:val="1001"/>
         </w:numPr>
+        <w:spacing w:after="160" w:line="276" w:lineRule="auto"/>
+        <w:jc w:val="left"/>
       </w:pPr>
       <w:r>
         <w:t xml:space="preserve">From detail: Add Current Account (policy dialog) / Add Loan Account</w:t>
@@ -182,13 +196,15 @@
           <w:ilvl w:val="0"/>
           <w:numId w:val="1001"/>
         </w:numPr>
+        <w:spacing w:after="160" w:line="276" w:lineRule="auto"/>
+        <w:jc w:val="left"/>
       </w:pPr>
       <w:r>
         <w:t xml:space="preserve">Delete — ADMIN only</w:t>
       </w:r>
     </w:p>
     <w:bookmarkEnd w:id="11"/>
-    <w:bookmarkStart w:id="13" w:name="execution-flow"/>
+    <w:bookmarkStart w:id="14" w:name="execution-flow"/>
     <w:p>
       <w:pPr>
         <w:pStyle w:val="Heading2"/>
@@ -200,6 +216,8 @@
     <w:p>
       <w:pPr>
         <w:pStyle w:val="FirstParagraph"/>
+        <w:spacing w:after="160" w:line="276" w:lineRule="auto"/>
+        <w:jc w:val="left"/>
       </w:pPr>
       <w:r>
         <w:t xml:space="preserve">See</w:t>
@@ -219,20 +237,56 @@
         <w:t xml:space="preserve">.</w:t>
       </w:r>
     </w:p>
-    <w:bookmarkEnd w:id="13"/>
-    <w:bookmarkStart w:id="14" w:name="database-tables"/>
     <w:p>
       <w:pPr>
-        <w:pStyle w:val="Heading2"/>
-      </w:pPr>
-      <w:r>
-        <w:t xml:space="preserve">5. Database Tables</w:t>
-      </w:r>
-    </w:p>
-    <w:p>
-      <w:pPr>
-        <w:pStyle w:val="FirstParagraph"/>
-      </w:pPr>
+        <w:pStyle w:val="BodyText"/>
+      </w:pPr>
+      <w:r>
+        <w:t xml:space="preserve">Reads (</w:t>
+      </w:r>
+      <w:r>
+        <w:rPr>
+          <w:rStyle w:val="VerbatimChar"/>
+        </w:rPr>
+        <w:t xml:space="preserve">getById</w:t>
+      </w:r>
+      <w:r>
+        <w:t xml:space="preserve">, search, getAll) are</w:t>
+      </w:r>
+      <w:r>
+        <w:t xml:space="preserve"> </w:t>
+      </w:r>
+      <w:r>
+        <w:rPr>
+          <w:b/>
+          <w:bCs/>
+        </w:rPr>
+        <w:t xml:space="preserve">cache-aside</w:t>
+      </w:r>
+      <w:r>
+        <w:t xml:space="preserve"> </w:t>
+      </w:r>
+      <w:r>
+        <w:t xml:space="preserve">via Redis when</w:t>
+      </w:r>
+      <w:r>
+        <w:t xml:space="preserve"> </w:t>
+      </w:r>
+      <w:r>
+        <w:rPr>
+          <w:rStyle w:val="VerbatimChar"/>
+        </w:rPr>
+        <w:t xml:space="preserve">app.cache.redis-enabled=true</w:t>
+      </w:r>
+      <w:r>
+        <w:t xml:space="preserve"> </w:t>
+      </w:r>
+      <w:r>
+        <w:t xml:space="preserve">(local). Writes evict the</w:t>
+      </w:r>
+      <w:r>
+        <w:t xml:space="preserve"> </w:t>
+      </w:r>
       <w:r>
         <w:rPr>
           <w:rStyle w:val="VerbatimChar"/>
@@ -243,6 +297,43 @@
         <w:t xml:space="preserve"> </w:t>
       </w:r>
       <w:r>
+        <w:t xml:space="preserve">region. Details:</w:t>
+      </w:r>
+      <w:r>
+        <w:t xml:space="preserve"> </w:t>
+      </w:r>
+      <w:hyperlink r:id="rId13">
+        <w:r>
+          <w:rPr>
+            <w:rStyle w:val="Hyperlink"/>
+          </w:rPr>
+          <w:t xml:space="preserve">Caching.md</w:t>
+        </w:r>
+      </w:hyperlink>
+      <w:r>
+        <w:t xml:space="preserve">.</w:t>
+      </w:r>
+      <w:r>
+        <w:t xml:space="preserve"> </w:t>
+      </w:r>
+      <w:r>
+        <w:t xml:space="preserve">## 5. Database Tables</w:t>
+      </w:r>
+    </w:p>
+    <w:p>
+      <w:pPr>
+        <w:pStyle w:val="BodyText"/>
+      </w:pPr>
+      <w:r>
+        <w:rPr>
+          <w:rStyle w:val="VerbatimChar"/>
+        </w:rPr>
+        <w:t xml:space="preserve">customers</w:t>
+      </w:r>
+      <w:r>
+        <w:t xml:space="preserve"> </w:t>
+      </w:r>
+      <w:r>
         <w:t xml:space="preserve">(+ creates rows in</w:t>
       </w:r>
       <w:r>
@@ -274,9 +365,17 @@
     <w:tbl>
       <w:tblPr>
         <w:tblStyle w:val="Table"/>
-        <w:tblW w:type="pct" w:w="4375"/>
-        <w:tblLayout w:type="fixed"/>
+        <w:tblW w:type="pct" w:w="5000"/>
+        <w:tblLayout w:type="autofit"/>
         <w:tblLook w:firstRow="1" w:lastRow="0" w:firstColumn="0" w:lastColumn="0" w:noHBand="0" w:noVBand="0" w:val="0020"/>
+        <w:tblBorders>
+          <w:top w:val="single" w:sz="4" w:space="0" w:color="CBD5E0"/>
+          <w:left w:val="single" w:sz="4" w:space="0" w:color="CBD5E0"/>
+          <w:bottom w:val="single" w:sz="4" w:space="0" w:color="CBD5E0"/>
+          <w:right w:val="single" w:sz="4" w:space="0" w:color="CBD5E0"/>
+          <w:insideH w:val="single" w:sz="4" w:space="0" w:color="CBD5E0"/>
+          <w:insideV w:val="single" w:sz="4" w:space="0" w:color="CBD5E0"/>
+        </w:tblBorders>
       </w:tblPr>
       <w:tblGrid>
         <w:gridCol w:w="2310"/>
@@ -288,37 +387,100 @@
           <w:tblHeader w:val="on"/>
         </w:trPr>
         <w:tc>
-          <w:tcPr/>
+          <w:tcPr>
+            <w:tcMar>
+              <w:top w:w="40" w:type="dxa"/>
+              <w:bottom w:w="40" w:type="dxa"/>
+              <w:left w:w="60" w:type="dxa"/>
+              <w:right w:w="60" w:type="dxa"/>
+            </w:tcMar>
+            <w:shd w:fill="1A365D" w:val="clear"/>
+            <w:tcMar>
+              <w:top w:w="40" w:type="dxa"/>
+              <w:bottom w:w="40" w:type="dxa"/>
+              <w:left w:w="60" w:type="dxa"/>
+              <w:right w:w="60" w:type="dxa"/>
+            </w:tcMar>
+          </w:tcPr>
           <w:p>
             <w:pPr>
               <w:pStyle w:val="Compact"/>
+              <w:spacing w:before="0" w:after="40" w:line="264" w:lineRule="auto"/>
               <w:jc w:val="left"/>
             </w:pPr>
             <w:r>
+              <w:rPr>
+                <w:rFonts w:ascii="Calibri" w:hAnsi="Calibri"/>
+                <w:b/>
+                <w:color w:val="FFFFFF"/>
+                <w:sz w:val="18"/>
+              </w:rPr>
               <w:t xml:space="preserve">Method</w:t>
             </w:r>
           </w:p>
         </w:tc>
         <w:tc>
-          <w:tcPr/>
+          <w:tcPr>
+            <w:tcMar>
+              <w:top w:w="40" w:type="dxa"/>
+              <w:bottom w:w="40" w:type="dxa"/>
+              <w:left w:w="60" w:type="dxa"/>
+              <w:right w:w="60" w:type="dxa"/>
+            </w:tcMar>
+            <w:shd w:fill="1A365D" w:val="clear"/>
+            <w:tcMar>
+              <w:top w:w="40" w:type="dxa"/>
+              <w:bottom w:w="40" w:type="dxa"/>
+              <w:left w:w="60" w:type="dxa"/>
+              <w:right w:w="60" w:type="dxa"/>
+            </w:tcMar>
+          </w:tcPr>
           <w:p>
             <w:pPr>
               <w:pStyle w:val="Compact"/>
+              <w:spacing w:before="0" w:after="40" w:line="264" w:lineRule="auto"/>
               <w:jc w:val="left"/>
             </w:pPr>
             <w:r>
+              <w:rPr>
+                <w:rFonts w:ascii="Calibri" w:hAnsi="Calibri"/>
+                <w:b/>
+                <w:color w:val="FFFFFF"/>
+                <w:sz w:val="18"/>
+              </w:rPr>
               <w:t xml:space="preserve">Path</w:t>
             </w:r>
           </w:p>
         </w:tc>
         <w:tc>
-          <w:tcPr/>
+          <w:tcPr>
+            <w:tcMar>
+              <w:top w:w="40" w:type="dxa"/>
+              <w:bottom w:w="40" w:type="dxa"/>
+              <w:left w:w="60" w:type="dxa"/>
+              <w:right w:w="60" w:type="dxa"/>
+            </w:tcMar>
+            <w:shd w:fill="1A365D" w:val="clear"/>
+            <w:tcMar>
+              <w:top w:w="40" w:type="dxa"/>
+              <w:bottom w:w="40" w:type="dxa"/>
+              <w:left w:w="60" w:type="dxa"/>
+              <w:right w:w="60" w:type="dxa"/>
+            </w:tcMar>
+          </w:tcPr>
           <w:p>
             <w:pPr>
               <w:pStyle w:val="Compact"/>
+              <w:spacing w:before="0" w:after="40" w:line="264" w:lineRule="auto"/>
               <w:jc w:val="left"/>
             </w:pPr>
             <w:r>
+              <w:rPr>
+                <w:rFonts w:ascii="Calibri" w:hAnsi="Calibri"/>
+                <w:b/>
+                <w:color w:val="FFFFFF"/>
+                <w:sz w:val="18"/>
+              </w:rPr>
               <w:t xml:space="preserve">Roles</w:t>
             </w:r>
           </w:p>
@@ -326,46 +488,106 @@
       </w:tr>
       <w:tr>
         <w:tc>
-          <w:tcPr/>
+          <w:tcPr>
+            <w:tcMar>
+              <w:top w:w="40" w:type="dxa"/>
+              <w:bottom w:w="40" w:type="dxa"/>
+              <w:left w:w="60" w:type="dxa"/>
+              <w:right w:w="60" w:type="dxa"/>
+            </w:tcMar>
+            <w:tcMar>
+              <w:top w:w="40" w:type="dxa"/>
+              <w:bottom w:w="40" w:type="dxa"/>
+              <w:left w:w="60" w:type="dxa"/>
+              <w:right w:w="60" w:type="dxa"/>
+            </w:tcMar>
+          </w:tcPr>
           <w:p>
             <w:pPr>
               <w:pStyle w:val="Compact"/>
+              <w:spacing w:before="0" w:after="40" w:line="264" w:lineRule="auto"/>
               <w:jc w:val="left"/>
             </w:pPr>
             <w:r>
+              <w:rPr>
+                <w:rFonts w:ascii="Calibri" w:hAnsi="Calibri"/>
+                <w:sz w:val="18"/>
+              </w:rPr>
               <w:t xml:space="preserve">GET</w:t>
             </w:r>
           </w:p>
         </w:tc>
         <w:tc>
-          <w:tcPr/>
+          <w:tcPr>
+            <w:tcMar>
+              <w:top w:w="40" w:type="dxa"/>
+              <w:bottom w:w="40" w:type="dxa"/>
+              <w:left w:w="60" w:type="dxa"/>
+              <w:right w:w="60" w:type="dxa"/>
+            </w:tcMar>
+            <w:tcMar>
+              <w:top w:w="40" w:type="dxa"/>
+              <w:bottom w:w="40" w:type="dxa"/>
+              <w:left w:w="60" w:type="dxa"/>
+              <w:right w:w="60" w:type="dxa"/>
+            </w:tcMar>
+          </w:tcPr>
           <w:p>
             <w:pPr>
               <w:pStyle w:val="Compact"/>
+              <w:spacing w:before="0" w:after="40" w:line="264" w:lineRule="auto"/>
               <w:jc w:val="left"/>
             </w:pPr>
             <w:r>
               <w:rPr>
                 <w:rStyle w:val="VerbatimChar"/>
+                <w:rFonts w:ascii="Calibri" w:hAnsi="Calibri"/>
+                <w:sz w:val="18"/>
               </w:rPr>
               <w:t xml:space="preserve">/customers</w:t>
             </w:r>
           </w:p>
         </w:tc>
         <w:tc>
-          <w:tcPr/>
+          <w:tcPr>
+            <w:tcMar>
+              <w:top w:w="40" w:type="dxa"/>
+              <w:bottom w:w="40" w:type="dxa"/>
+              <w:left w:w="60" w:type="dxa"/>
+              <w:right w:w="60" w:type="dxa"/>
+            </w:tcMar>
+            <w:tcMar>
+              <w:top w:w="40" w:type="dxa"/>
+              <w:bottom w:w="40" w:type="dxa"/>
+              <w:left w:w="60" w:type="dxa"/>
+              <w:right w:w="60" w:type="dxa"/>
+            </w:tcMar>
+          </w:tcPr>
           <w:p>
             <w:pPr>
               <w:pStyle w:val="Compact"/>
+              <w:spacing w:before="0" w:after="40" w:line="264" w:lineRule="auto"/>
               <w:jc w:val="left"/>
             </w:pPr>
             <w:r>
+              <w:rPr>
+                <w:rFonts w:ascii="Calibri" w:hAnsi="Calibri"/>
+                <w:sz w:val="18"/>
+              </w:rPr>
               <w:t xml:space="preserve">ADMIN, EMPLOYEE,</w:t>
             </w:r>
             <w:r>
+              <w:rPr>
+                <w:rFonts w:ascii="Calibri" w:hAnsi="Calibri"/>
+                <w:sz w:val="18"/>
+              </w:rPr>
               <w:t xml:space="preserve"> </w:t>
             </w:r>
             <w:r>
+              <w:rPr>
+                <w:rFonts w:ascii="Calibri" w:hAnsi="Calibri"/>
+                <w:sz w:val="18"/>
+              </w:rPr>
               <w:t xml:space="preserve">MANAGER</w:t>
             </w:r>
           </w:p>
@@ -373,46 +595,106 @@
       </w:tr>
       <w:tr>
         <w:tc>
-          <w:tcPr/>
+          <w:tcPr>
+            <w:tcMar>
+              <w:top w:w="40" w:type="dxa"/>
+              <w:bottom w:w="40" w:type="dxa"/>
+              <w:left w:w="60" w:type="dxa"/>
+              <w:right w:w="60" w:type="dxa"/>
+            </w:tcMar>
+            <w:tcMar>
+              <w:top w:w="40" w:type="dxa"/>
+              <w:bottom w:w="40" w:type="dxa"/>
+              <w:left w:w="60" w:type="dxa"/>
+              <w:right w:w="60" w:type="dxa"/>
+            </w:tcMar>
+          </w:tcPr>
           <w:p>
             <w:pPr>
               <w:pStyle w:val="Compact"/>
+              <w:spacing w:before="0" w:after="40" w:line="264" w:lineRule="auto"/>
               <w:jc w:val="left"/>
             </w:pPr>
             <w:r>
+              <w:rPr>
+                <w:rFonts w:ascii="Calibri" w:hAnsi="Calibri"/>
+                <w:sz w:val="18"/>
+              </w:rPr>
               <w:t xml:space="preserve">GET</w:t>
             </w:r>
           </w:p>
         </w:tc>
         <w:tc>
-          <w:tcPr/>
+          <w:tcPr>
+            <w:tcMar>
+              <w:top w:w="40" w:type="dxa"/>
+              <w:bottom w:w="40" w:type="dxa"/>
+              <w:left w:w="60" w:type="dxa"/>
+              <w:right w:w="60" w:type="dxa"/>
+            </w:tcMar>
+            <w:tcMar>
+              <w:top w:w="40" w:type="dxa"/>
+              <w:bottom w:w="40" w:type="dxa"/>
+              <w:left w:w="60" w:type="dxa"/>
+              <w:right w:w="60" w:type="dxa"/>
+            </w:tcMar>
+          </w:tcPr>
           <w:p>
             <w:pPr>
               <w:pStyle w:val="Compact"/>
+              <w:spacing w:before="0" w:after="40" w:line="264" w:lineRule="auto"/>
               <w:jc w:val="left"/>
             </w:pPr>
             <w:r>
               <w:rPr>
                 <w:rStyle w:val="VerbatimChar"/>
+                <w:rFonts w:ascii="Calibri" w:hAnsi="Calibri"/>
+                <w:sz w:val="18"/>
               </w:rPr>
               <w:t xml:space="preserve">/customers/{id}</w:t>
             </w:r>
           </w:p>
         </w:tc>
         <w:tc>
-          <w:tcPr/>
+          <w:tcPr>
+            <w:tcMar>
+              <w:top w:w="40" w:type="dxa"/>
+              <w:bottom w:w="40" w:type="dxa"/>
+              <w:left w:w="60" w:type="dxa"/>
+              <w:right w:w="60" w:type="dxa"/>
+            </w:tcMar>
+            <w:tcMar>
+              <w:top w:w="40" w:type="dxa"/>
+              <w:bottom w:w="40" w:type="dxa"/>
+              <w:left w:w="60" w:type="dxa"/>
+              <w:right w:w="60" w:type="dxa"/>
+            </w:tcMar>
+          </w:tcPr>
           <w:p>
             <w:pPr>
               <w:pStyle w:val="Compact"/>
+              <w:spacing w:before="0" w:after="40" w:line="264" w:lineRule="auto"/>
               <w:jc w:val="left"/>
             </w:pPr>
             <w:r>
+              <w:rPr>
+                <w:rFonts w:ascii="Calibri" w:hAnsi="Calibri"/>
+                <w:sz w:val="18"/>
+              </w:rPr>
               <w:t xml:space="preserve">ADMIN, EMPLOYEE,</w:t>
             </w:r>
             <w:r>
+              <w:rPr>
+                <w:rFonts w:ascii="Calibri" w:hAnsi="Calibri"/>
+                <w:sz w:val="18"/>
+              </w:rPr>
               <w:t xml:space="preserve"> </w:t>
             </w:r>
             <w:r>
+              <w:rPr>
+                <w:rFonts w:ascii="Calibri" w:hAnsi="Calibri"/>
+                <w:sz w:val="18"/>
+              </w:rPr>
               <w:t xml:space="preserve">MANAGER</w:t>
             </w:r>
           </w:p>
@@ -420,40 +702,92 @@
       </w:tr>
       <w:tr>
         <w:tc>
-          <w:tcPr/>
+          <w:tcPr>
+            <w:tcMar>
+              <w:top w:w="40" w:type="dxa"/>
+              <w:bottom w:w="40" w:type="dxa"/>
+              <w:left w:w="60" w:type="dxa"/>
+              <w:right w:w="60" w:type="dxa"/>
+            </w:tcMar>
+            <w:tcMar>
+              <w:top w:w="40" w:type="dxa"/>
+              <w:bottom w:w="40" w:type="dxa"/>
+              <w:left w:w="60" w:type="dxa"/>
+              <w:right w:w="60" w:type="dxa"/>
+            </w:tcMar>
+          </w:tcPr>
           <w:p>
             <w:pPr>
               <w:pStyle w:val="Compact"/>
+              <w:spacing w:before="0" w:after="40" w:line="264" w:lineRule="auto"/>
               <w:jc w:val="left"/>
             </w:pPr>
             <w:r>
+              <w:rPr>
+                <w:rFonts w:ascii="Calibri" w:hAnsi="Calibri"/>
+                <w:sz w:val="18"/>
+              </w:rPr>
               <w:t xml:space="preserve">POST</w:t>
             </w:r>
           </w:p>
         </w:tc>
         <w:tc>
-          <w:tcPr/>
+          <w:tcPr>
+            <w:tcMar>
+              <w:top w:w="40" w:type="dxa"/>
+              <w:bottom w:w="40" w:type="dxa"/>
+              <w:left w:w="60" w:type="dxa"/>
+              <w:right w:w="60" w:type="dxa"/>
+            </w:tcMar>
+            <w:tcMar>
+              <w:top w:w="40" w:type="dxa"/>
+              <w:bottom w:w="40" w:type="dxa"/>
+              <w:left w:w="60" w:type="dxa"/>
+              <w:right w:w="60" w:type="dxa"/>
+            </w:tcMar>
+          </w:tcPr>
           <w:p>
             <w:pPr>
               <w:pStyle w:val="Compact"/>
+              <w:spacing w:before="0" w:after="40" w:line="264" w:lineRule="auto"/>
               <w:jc w:val="left"/>
             </w:pPr>
             <w:r>
               <w:rPr>
                 <w:rStyle w:val="VerbatimChar"/>
+                <w:rFonts w:ascii="Calibri" w:hAnsi="Calibri"/>
+                <w:sz w:val="18"/>
               </w:rPr>
               <w:t xml:space="preserve">/customers</w:t>
             </w:r>
           </w:p>
         </w:tc>
         <w:tc>
-          <w:tcPr/>
+          <w:tcPr>
+            <w:tcMar>
+              <w:top w:w="40" w:type="dxa"/>
+              <w:bottom w:w="40" w:type="dxa"/>
+              <w:left w:w="60" w:type="dxa"/>
+              <w:right w:w="60" w:type="dxa"/>
+            </w:tcMar>
+            <w:tcMar>
+              <w:top w:w="40" w:type="dxa"/>
+              <w:bottom w:w="40" w:type="dxa"/>
+              <w:left w:w="60" w:type="dxa"/>
+              <w:right w:w="60" w:type="dxa"/>
+            </w:tcMar>
+          </w:tcPr>
           <w:p>
             <w:pPr>
               <w:pStyle w:val="Compact"/>
+              <w:spacing w:before="0" w:after="40" w:line="264" w:lineRule="auto"/>
               <w:jc w:val="left"/>
             </w:pPr>
             <w:r>
+              <w:rPr>
+                <w:rFonts w:ascii="Calibri" w:hAnsi="Calibri"/>
+                <w:sz w:val="18"/>
+              </w:rPr>
               <w:t xml:space="preserve">ADMIN, EMPLOYEE</w:t>
             </w:r>
           </w:p>
@@ -461,40 +795,92 @@
       </w:tr>
       <w:tr>
         <w:tc>
-          <w:tcPr/>
+          <w:tcPr>
+            <w:tcMar>
+              <w:top w:w="40" w:type="dxa"/>
+              <w:bottom w:w="40" w:type="dxa"/>
+              <w:left w:w="60" w:type="dxa"/>
+              <w:right w:w="60" w:type="dxa"/>
+            </w:tcMar>
+            <w:tcMar>
+              <w:top w:w="40" w:type="dxa"/>
+              <w:bottom w:w="40" w:type="dxa"/>
+              <w:left w:w="60" w:type="dxa"/>
+              <w:right w:w="60" w:type="dxa"/>
+            </w:tcMar>
+          </w:tcPr>
           <w:p>
             <w:pPr>
               <w:pStyle w:val="Compact"/>
+              <w:spacing w:before="0" w:after="40" w:line="264" w:lineRule="auto"/>
               <w:jc w:val="left"/>
             </w:pPr>
             <w:r>
+              <w:rPr>
+                <w:rFonts w:ascii="Calibri" w:hAnsi="Calibri"/>
+                <w:sz w:val="18"/>
+              </w:rPr>
               <w:t xml:space="preserve">PUT</w:t>
             </w:r>
           </w:p>
         </w:tc>
         <w:tc>
-          <w:tcPr/>
+          <w:tcPr>
+            <w:tcMar>
+              <w:top w:w="40" w:type="dxa"/>
+              <w:bottom w:w="40" w:type="dxa"/>
+              <w:left w:w="60" w:type="dxa"/>
+              <w:right w:w="60" w:type="dxa"/>
+            </w:tcMar>
+            <w:tcMar>
+              <w:top w:w="40" w:type="dxa"/>
+              <w:bottom w:w="40" w:type="dxa"/>
+              <w:left w:w="60" w:type="dxa"/>
+              <w:right w:w="60" w:type="dxa"/>
+            </w:tcMar>
+          </w:tcPr>
           <w:p>
             <w:pPr>
               <w:pStyle w:val="Compact"/>
+              <w:spacing w:before="0" w:after="40" w:line="264" w:lineRule="auto"/>
               <w:jc w:val="left"/>
             </w:pPr>
             <w:r>
               <w:rPr>
                 <w:rStyle w:val="VerbatimChar"/>
+                <w:rFonts w:ascii="Calibri" w:hAnsi="Calibri"/>
+                <w:sz w:val="18"/>
               </w:rPr>
               <w:t xml:space="preserve">/customers/{id}</w:t>
             </w:r>
           </w:p>
         </w:tc>
         <w:tc>
-          <w:tcPr/>
+          <w:tcPr>
+            <w:tcMar>
+              <w:top w:w="40" w:type="dxa"/>
+              <w:bottom w:w="40" w:type="dxa"/>
+              <w:left w:w="60" w:type="dxa"/>
+              <w:right w:w="60" w:type="dxa"/>
+            </w:tcMar>
+            <w:tcMar>
+              <w:top w:w="40" w:type="dxa"/>
+              <w:bottom w:w="40" w:type="dxa"/>
+              <w:left w:w="60" w:type="dxa"/>
+              <w:right w:w="60" w:type="dxa"/>
+            </w:tcMar>
+          </w:tcPr>
           <w:p>
             <w:pPr>
               <w:pStyle w:val="Compact"/>
+              <w:spacing w:before="0" w:after="40" w:line="264" w:lineRule="auto"/>
               <w:jc w:val="left"/>
             </w:pPr>
             <w:r>
+              <w:rPr>
+                <w:rFonts w:ascii="Calibri" w:hAnsi="Calibri"/>
+                <w:sz w:val="18"/>
+              </w:rPr>
               <w:t xml:space="preserve">ADMIN, EMPLOYEE</w:t>
             </w:r>
           </w:p>
@@ -502,40 +888,92 @@
       </w:tr>
       <w:tr>
         <w:tc>
-          <w:tcPr/>
+          <w:tcPr>
+            <w:tcMar>
+              <w:top w:w="40" w:type="dxa"/>
+              <w:bottom w:w="40" w:type="dxa"/>
+              <w:left w:w="60" w:type="dxa"/>
+              <w:right w:w="60" w:type="dxa"/>
+            </w:tcMar>
+            <w:tcMar>
+              <w:top w:w="40" w:type="dxa"/>
+              <w:bottom w:w="40" w:type="dxa"/>
+              <w:left w:w="60" w:type="dxa"/>
+              <w:right w:w="60" w:type="dxa"/>
+            </w:tcMar>
+          </w:tcPr>
           <w:p>
             <w:pPr>
               <w:pStyle w:val="Compact"/>
+              <w:spacing w:before="0" w:after="40" w:line="264" w:lineRule="auto"/>
               <w:jc w:val="left"/>
             </w:pPr>
             <w:r>
+              <w:rPr>
+                <w:rFonts w:ascii="Calibri" w:hAnsi="Calibri"/>
+                <w:sz w:val="18"/>
+              </w:rPr>
               <w:t xml:space="preserve">DELETE</w:t>
             </w:r>
           </w:p>
         </w:tc>
         <w:tc>
-          <w:tcPr/>
+          <w:tcPr>
+            <w:tcMar>
+              <w:top w:w="40" w:type="dxa"/>
+              <w:bottom w:w="40" w:type="dxa"/>
+              <w:left w:w="60" w:type="dxa"/>
+              <w:right w:w="60" w:type="dxa"/>
+            </w:tcMar>
+            <w:tcMar>
+              <w:top w:w="40" w:type="dxa"/>
+              <w:bottom w:w="40" w:type="dxa"/>
+              <w:left w:w="60" w:type="dxa"/>
+              <w:right w:w="60" w:type="dxa"/>
+            </w:tcMar>
+          </w:tcPr>
           <w:p>
             <w:pPr>
               <w:pStyle w:val="Compact"/>
+              <w:spacing w:before="0" w:after="40" w:line="264" w:lineRule="auto"/>
               <w:jc w:val="left"/>
             </w:pPr>
             <w:r>
               <w:rPr>
                 <w:rStyle w:val="VerbatimChar"/>
+                <w:rFonts w:ascii="Calibri" w:hAnsi="Calibri"/>
+                <w:sz w:val="18"/>
               </w:rPr>
               <w:t xml:space="preserve">/customers/{id}</w:t>
             </w:r>
           </w:p>
         </w:tc>
         <w:tc>
-          <w:tcPr/>
+          <w:tcPr>
+            <w:tcMar>
+              <w:top w:w="40" w:type="dxa"/>
+              <w:bottom w:w="40" w:type="dxa"/>
+              <w:left w:w="60" w:type="dxa"/>
+              <w:right w:w="60" w:type="dxa"/>
+            </w:tcMar>
+            <w:tcMar>
+              <w:top w:w="40" w:type="dxa"/>
+              <w:bottom w:w="40" w:type="dxa"/>
+              <w:left w:w="60" w:type="dxa"/>
+              <w:right w:w="60" w:type="dxa"/>
+            </w:tcMar>
+          </w:tcPr>
           <w:p>
             <w:pPr>
               <w:pStyle w:val="Compact"/>
+              <w:spacing w:before="0" w:after="40" w:line="264" w:lineRule="auto"/>
               <w:jc w:val="left"/>
             </w:pPr>
             <w:r>
+              <w:rPr>
+                <w:rFonts w:ascii="Calibri" w:hAnsi="Calibri"/>
+                <w:sz w:val="18"/>
+              </w:rPr>
               <w:t xml:space="preserve">ADMIN</w:t>
             </w:r>
           </w:p>
@@ -555,6 +993,8 @@
     <w:p>
       <w:pPr>
         <w:pStyle w:val="FirstParagraph"/>
+        <w:spacing w:after="160" w:line="276" w:lineRule="auto"/>
+        <w:jc w:val="left"/>
       </w:pPr>
       <w:r>
         <w:rPr>
@@ -576,6 +1016,8 @@
     <w:p>
       <w:pPr>
         <w:pStyle w:val="FirstParagraph"/>
+        <w:spacing w:after="160" w:line="276" w:lineRule="auto"/>
+        <w:jc w:val="left"/>
       </w:pPr>
       <w:r>
         <w:rPr>
@@ -710,6 +1152,8 @@
     <w:p>
       <w:pPr>
         <w:pStyle w:val="FirstParagraph"/>
+        <w:spacing w:after="160" w:line="276" w:lineRule="auto"/>
+        <w:jc w:val="left"/>
       </w:pPr>
       <w:r>
         <w:rPr>
@@ -765,6 +1209,8 @@
           <w:ilvl w:val="0"/>
           <w:numId w:val="1002"/>
         </w:numPr>
+        <w:spacing w:after="160" w:line="276" w:lineRule="auto"/>
+        <w:jc w:val="left"/>
       </w:pPr>
       <w:r>
         <w:rPr>
@@ -780,6 +1226,8 @@
           <w:ilvl w:val="0"/>
           <w:numId w:val="1002"/>
         </w:numPr>
+        <w:spacing w:after="160" w:line="276" w:lineRule="auto"/>
+        <w:jc w:val="left"/>
       </w:pPr>
       <w:r>
         <w:rPr>
@@ -809,6 +1257,8 @@
     <w:p>
       <w:pPr>
         <w:pStyle w:val="FirstParagraph"/>
+        <w:spacing w:after="160" w:line="276" w:lineRule="auto"/>
+        <w:jc w:val="left"/>
       </w:pPr>
       <w:r>
         <w:t xml:space="preserve">API currently returns</w:t>
@@ -842,6 +1292,8 @@
     <w:p>
       <w:pPr>
         <w:pStyle w:val="FirstParagraph"/>
+        <w:spacing w:after="160" w:line="276" w:lineRule="auto"/>
+        <w:jc w:val="left"/>
       </w:pPr>
       <w:r>
         <w:rPr>
@@ -897,6 +1349,8 @@
           <w:ilvl w:val="0"/>
           <w:numId w:val="1003"/>
         </w:numPr>
+        <w:spacing w:after="160" w:line="276" w:lineRule="auto"/>
+        <w:jc w:val="left"/>
       </w:pPr>
       <w:r>
         <w:rPr>
@@ -912,6 +1366,8 @@
           <w:ilvl w:val="0"/>
           <w:numId w:val="1003"/>
         </w:numPr>
+        <w:spacing w:after="160" w:line="276" w:lineRule="auto"/>
+        <w:jc w:val="left"/>
       </w:pPr>
       <w:r>
         <w:rPr>
@@ -933,6 +1389,8 @@
     <w:p>
       <w:pPr>
         <w:pStyle w:val="FirstParagraph"/>
+        <w:spacing w:after="160" w:line="276" w:lineRule="auto"/>
+        <w:jc w:val="left"/>
       </w:pPr>
       <w:r>
         <w:t xml:space="preserve">Role matchers in</w:t>
@@ -975,6 +1433,8 @@
     <w:p>
       <w:pPr>
         <w:pStyle w:val="FirstParagraph"/>
+        <w:spacing w:after="160" w:line="276" w:lineRule="auto"/>
+        <w:jc w:val="left"/>
       </w:pPr>
       <w:r>
         <w:t xml:space="preserve">Update:</w:t>
@@ -1056,6 +1516,8 @@
     <w:p>
       <w:pPr>
         <w:pStyle w:val="FirstParagraph"/>
+        <w:spacing w:after="160" w:line="276" w:lineRule="auto"/>
+        <w:jc w:val="left"/>
       </w:pPr>
       <w:r>
         <w:t xml:space="preserve">GET: ADMIN/EMPLOYEE/MANAGER · write: ADMIN/EMPLOYEE · DELETE: ADMIN</w:t>
@@ -1080,6 +1542,8 @@
     <w:p>
       <w:pPr>
         <w:pStyle w:val="FirstParagraph"/>
+        <w:spacing w:after="160" w:line="276" w:lineRule="auto"/>
+        <w:jc w:val="left"/>
       </w:pPr>
       <w:r>
         <w:t xml:space="preserve">Missing customer → not-found style business exception via global</w:t>
@@ -1104,6 +1568,8 @@
     <w:p>
       <w:pPr>
         <w:pStyle w:val="FirstParagraph"/>
+        <w:spacing w:after="160" w:line="276" w:lineRule="auto"/>
+        <w:jc w:val="left"/>
       </w:pPr>
       <w:r>
         <w:t xml:space="preserve">Hibernate SQL in dev; no dedicated customer audit log.</w:t>
@@ -1122,6 +1588,8 @@
     <w:p>
       <w:pPr>
         <w:pStyle w:val="FirstParagraph"/>
+        <w:spacing w:after="160" w:line="276" w:lineRule="auto"/>
+        <w:jc w:val="left"/>
       </w:pPr>
       <w:r>
         <w:rPr>
@@ -1168,6 +1636,8 @@
           <w:ilvl w:val="0"/>
           <w:numId w:val="1004"/>
         </w:numPr>
+        <w:spacing w:after="160" w:line="276" w:lineRule="auto"/>
+        <w:jc w:val="left"/>
       </w:pPr>
       <w:r>
         <w:t xml:space="preserve">Create customer without account</w:t>
@@ -1180,6 +1650,8 @@
           <w:ilvl w:val="0"/>
           <w:numId w:val="1004"/>
         </w:numPr>
+        <w:spacing w:after="160" w:line="276" w:lineRule="auto"/>
+        <w:jc w:val="left"/>
       </w:pPr>
       <w:r>
         <w:t xml:space="preserve">Create with SAVINGS/CURRENT + valid opening deposit</w:t>
@@ -1192,6 +1664,8 @@
           <w:ilvl w:val="0"/>
           <w:numId w:val="1004"/>
         </w:numPr>
+        <w:spacing w:after="160" w:line="276" w:lineRule="auto"/>
+        <w:jc w:val="left"/>
       </w:pPr>
       <w:r>
         <w:t xml:space="preserve">Search by name/email/phone</w:t>
@@ -1204,6 +1678,8 @@
           <w:ilvl w:val="0"/>
           <w:numId w:val="1004"/>
         </w:numPr>
+        <w:spacing w:after="160" w:line="276" w:lineRule="auto"/>
+        <w:jc w:val="left"/>
       </w:pPr>
       <w:r>
         <w:t xml:space="preserve">EMPLOYEE cannot DELETE (403)</w:t>
@@ -1226,6 +1702,8 @@
           <w:ilvl w:val="0"/>
           <w:numId w:val="1005"/>
         </w:numPr>
+        <w:spacing w:after="160" w:line="276" w:lineRule="auto"/>
+        <w:jc w:val="left"/>
       </w:pPr>
       <w:r>
         <w:t xml:space="preserve">Introduce</w:t>
@@ -1253,6 +1731,8 @@
           <w:ilvl w:val="0"/>
           <w:numId w:val="1005"/>
         </w:numPr>
+        <w:spacing w:after="160" w:line="276" w:lineRule="auto"/>
+        <w:jc w:val="left"/>
       </w:pPr>
       <w:r>
         <w:t xml:space="preserve">Soft-delete instead of hard delete</w:t>
@@ -1265,6 +1745,8 @@
           <w:ilvl w:val="0"/>
           <w:numId w:val="1005"/>
         </w:numPr>
+        <w:spacing w:after="160" w:line="276" w:lineRule="auto"/>
+        <w:jc w:val="left"/>
       </w:pPr>
       <w:r>
         <w:t xml:space="preserve">KYC documents module</w:t>
@@ -1277,12 +1759,18 @@
           <w:ilvl w:val="0"/>
           <w:numId w:val="1005"/>
         </w:numPr>
+        <w:spacing w:after="160" w:line="276" w:lineRule="auto"/>
+        <w:jc w:val="left"/>
       </w:pPr>
       <w:r>
         <w:t xml:space="preserve">Wire Loan through real loan domain + policy seed</w:t>
       </w:r>
     </w:p>
     <w:p>
+      <w:pPr>
+        <w:spacing w:after="160" w:line="276" w:lineRule="auto"/>
+        <w:jc w:val="left"/>
+      </w:pPr>
       <w:r>
         <w:pict>
           <v:rect style="width:0;height:1.5pt" o:hralign="center" o:hrstd="t" o:hr="t"/>
@@ -1312,9 +1800,17 @@
     <w:tbl>
       <w:tblPr>
         <w:tblStyle w:val="Table"/>
-        <w:tblW w:type="pct" w:w="4236"/>
-        <w:tblLayout w:type="fixed"/>
+        <w:tblW w:type="pct" w:w="5000"/>
+        <w:tblLayout w:type="autofit"/>
         <w:tblLook w:firstRow="1" w:lastRow="0" w:firstColumn="0" w:lastColumn="0" w:noHBand="0" w:noVBand="0" w:val="0020"/>
+        <w:tblBorders>
+          <w:top w:val="single" w:sz="4" w:space="0" w:color="CBD5E0"/>
+          <w:left w:val="single" w:sz="4" w:space="0" w:color="CBD5E0"/>
+          <w:bottom w:val="single" w:sz="4" w:space="0" w:color="CBD5E0"/>
+          <w:right w:val="single" w:sz="4" w:space="0" w:color="CBD5E0"/>
+          <w:insideH w:val="single" w:sz="4" w:space="0" w:color="CBD5E0"/>
+          <w:insideV w:val="single" w:sz="4" w:space="0" w:color="CBD5E0"/>
+        </w:tblBorders>
       </w:tblPr>
       <w:tblGrid>
         <w:gridCol w:w="2860"/>
@@ -1325,25 +1821,67 @@
           <w:tblHeader w:val="on"/>
         </w:trPr>
         <w:tc>
-          <w:tcPr/>
+          <w:tcPr>
+            <w:tcMar>
+              <w:top w:w="40" w:type="dxa"/>
+              <w:bottom w:w="40" w:type="dxa"/>
+              <w:left w:w="60" w:type="dxa"/>
+              <w:right w:w="60" w:type="dxa"/>
+            </w:tcMar>
+            <w:shd w:fill="1A365D" w:val="clear"/>
+            <w:tcMar>
+              <w:top w:w="40" w:type="dxa"/>
+              <w:bottom w:w="40" w:type="dxa"/>
+              <w:left w:w="60" w:type="dxa"/>
+              <w:right w:w="60" w:type="dxa"/>
+            </w:tcMar>
+          </w:tcPr>
           <w:p>
             <w:pPr>
               <w:pStyle w:val="Compact"/>
+              <w:spacing w:before="0" w:after="40" w:line="264" w:lineRule="auto"/>
               <w:jc w:val="left"/>
             </w:pPr>
             <w:r>
+              <w:rPr>
+                <w:rFonts w:ascii="Calibri" w:hAnsi="Calibri"/>
+                <w:b/>
+                <w:color w:val="FFFFFF"/>
+                <w:sz w:val="18"/>
+              </w:rPr>
               <w:t xml:space="preserve">Item</w:t>
             </w:r>
           </w:p>
         </w:tc>
         <w:tc>
-          <w:tcPr/>
+          <w:tcPr>
+            <w:tcMar>
+              <w:top w:w="40" w:type="dxa"/>
+              <w:bottom w:w="40" w:type="dxa"/>
+              <w:left w:w="60" w:type="dxa"/>
+              <w:right w:w="60" w:type="dxa"/>
+            </w:tcMar>
+            <w:shd w:fill="1A365D" w:val="clear"/>
+            <w:tcMar>
+              <w:top w:w="40" w:type="dxa"/>
+              <w:bottom w:w="40" w:type="dxa"/>
+              <w:left w:w="60" w:type="dxa"/>
+              <w:right w:w="60" w:type="dxa"/>
+            </w:tcMar>
+          </w:tcPr>
           <w:p>
             <w:pPr>
               <w:pStyle w:val="Compact"/>
+              <w:spacing w:before="0" w:after="40" w:line="264" w:lineRule="auto"/>
               <w:jc w:val="left"/>
             </w:pPr>
             <w:r>
+              <w:rPr>
+                <w:rFonts w:ascii="Calibri" w:hAnsi="Calibri"/>
+                <w:b/>
+                <w:color w:val="FFFFFF"/>
+                <w:sz w:val="18"/>
+              </w:rPr>
               <w:t xml:space="preserve">Detail</w:t>
             </w:r>
           </w:p>
@@ -1351,49 +1889,105 @@
       </w:tr>
       <w:tr>
         <w:tc>
-          <w:tcPr/>
+          <w:tcPr>
+            <w:tcMar>
+              <w:top w:w="40" w:type="dxa"/>
+              <w:bottom w:w="40" w:type="dxa"/>
+              <w:left w:w="60" w:type="dxa"/>
+              <w:right w:w="60" w:type="dxa"/>
+            </w:tcMar>
+            <w:tcMar>
+              <w:top w:w="40" w:type="dxa"/>
+              <w:bottom w:w="40" w:type="dxa"/>
+              <w:left w:w="60" w:type="dxa"/>
+              <w:right w:w="60" w:type="dxa"/>
+            </w:tcMar>
+          </w:tcPr>
           <w:p>
             <w:pPr>
               <w:pStyle w:val="Compact"/>
+              <w:spacing w:before="0" w:after="40" w:line="264" w:lineRule="auto"/>
               <w:jc w:val="left"/>
             </w:pPr>
             <w:r>
+              <w:rPr>
+                <w:rFonts w:ascii="Calibri" w:hAnsi="Calibri"/>
+                <w:sz w:val="18"/>
+              </w:rPr>
               <w:t xml:space="preserve">Files</w:t>
             </w:r>
           </w:p>
         </w:tc>
         <w:tc>
-          <w:tcPr/>
+          <w:tcPr>
+            <w:tcMar>
+              <w:top w:w="40" w:type="dxa"/>
+              <w:bottom w:w="40" w:type="dxa"/>
+              <w:left w:w="60" w:type="dxa"/>
+              <w:right w:w="60" w:type="dxa"/>
+            </w:tcMar>
+            <w:tcMar>
+              <w:top w:w="40" w:type="dxa"/>
+              <w:bottom w:w="40" w:type="dxa"/>
+              <w:left w:w="60" w:type="dxa"/>
+              <w:right w:w="60" w:type="dxa"/>
+            </w:tcMar>
+          </w:tcPr>
           <w:p>
             <w:pPr>
               <w:pStyle w:val="Compact"/>
+              <w:spacing w:before="0" w:after="40" w:line="264" w:lineRule="auto"/>
               <w:jc w:val="left"/>
             </w:pPr>
             <w:r>
               <w:rPr>
                 <w:rStyle w:val="VerbatimChar"/>
+                <w:rFonts w:ascii="Calibri" w:hAnsi="Calibri"/>
+                <w:sz w:val="18"/>
               </w:rPr>
               <w:t xml:space="preserve">UpdateCustomerRequest.java</w:t>
             </w:r>
             <w:r>
+              <w:rPr>
+                <w:rFonts w:ascii="Calibri" w:hAnsi="Calibri"/>
+                <w:sz w:val="18"/>
+              </w:rPr>
               <w:t xml:space="preserve">,</w:t>
             </w:r>
             <w:r>
+              <w:rPr>
+                <w:rFonts w:ascii="Calibri" w:hAnsi="Calibri"/>
+                <w:sz w:val="18"/>
+              </w:rPr>
               <w:t xml:space="preserve"> </w:t>
             </w:r>
             <w:r>
               <w:rPr>
                 <w:rStyle w:val="VerbatimChar"/>
+                <w:rFonts w:ascii="Calibri" w:hAnsi="Calibri"/>
+                <w:sz w:val="18"/>
               </w:rPr>
               <w:t xml:space="preserve">Customer.java</w:t>
             </w:r>
             <w:r>
+              <w:rPr>
+                <w:rFonts w:ascii="Calibri" w:hAnsi="Calibri"/>
+                <w:sz w:val="18"/>
+              </w:rPr>
               <w:t xml:space="preserve">, create request if</w:t>
             </w:r>
             <w:r>
+              <w:rPr>
+                <w:rFonts w:ascii="Calibri" w:hAnsi="Calibri"/>
+                <w:sz w:val="18"/>
+              </w:rPr>
               <w:t xml:space="preserve"> </w:t>
             </w:r>
             <w:r>
+              <w:rPr>
+                <w:rFonts w:ascii="Calibri" w:hAnsi="Calibri"/>
+                <w:sz w:val="18"/>
+              </w:rPr>
               <w:t xml:space="preserve">validated, Angular forms</w:t>
             </w:r>
           </w:p>
@@ -1401,39 +1995,83 @@
       </w:tr>
       <w:tr>
         <w:tc>
-          <w:tcPr/>
+          <w:tcPr>
+            <w:tcMar>
+              <w:top w:w="40" w:type="dxa"/>
+              <w:bottom w:w="40" w:type="dxa"/>
+              <w:left w:w="60" w:type="dxa"/>
+              <w:right w:w="60" w:type="dxa"/>
+            </w:tcMar>
+            <w:tcMar>
+              <w:top w:w="40" w:type="dxa"/>
+              <w:bottom w:w="40" w:type="dxa"/>
+              <w:left w:w="60" w:type="dxa"/>
+              <w:right w:w="60" w:type="dxa"/>
+            </w:tcMar>
+          </w:tcPr>
           <w:p>
             <w:pPr>
               <w:pStyle w:val="Compact"/>
+              <w:spacing w:before="0" w:after="40" w:line="264" w:lineRule="auto"/>
               <w:jc w:val="left"/>
             </w:pPr>
             <w:r>
+              <w:rPr>
+                <w:rFonts w:ascii="Calibri" w:hAnsi="Calibri"/>
+                <w:sz w:val="18"/>
+              </w:rPr>
               <w:t xml:space="preserve">Classes</w:t>
             </w:r>
           </w:p>
         </w:tc>
         <w:tc>
-          <w:tcPr/>
+          <w:tcPr>
+            <w:tcMar>
+              <w:top w:w="40" w:type="dxa"/>
+              <w:bottom w:w="40" w:type="dxa"/>
+              <w:left w:w="60" w:type="dxa"/>
+              <w:right w:w="60" w:type="dxa"/>
+            </w:tcMar>
+            <w:tcMar>
+              <w:top w:w="40" w:type="dxa"/>
+              <w:bottom w:w="40" w:type="dxa"/>
+              <w:left w:w="60" w:type="dxa"/>
+              <w:right w:w="60" w:type="dxa"/>
+            </w:tcMar>
+          </w:tcPr>
           <w:p>
             <w:pPr>
               <w:pStyle w:val="Compact"/>
+              <w:spacing w:before="0" w:after="40" w:line="264" w:lineRule="auto"/>
               <w:jc w:val="left"/>
             </w:pPr>
             <w:r>
               <w:rPr>
                 <w:rStyle w:val="VerbatimChar"/>
+                <w:rFonts w:ascii="Calibri" w:hAnsi="Calibri"/>
+                <w:sz w:val="18"/>
               </w:rPr>
               <w:t xml:space="preserve">UpdateCustomerRequest</w:t>
             </w:r>
             <w:r>
+              <w:rPr>
+                <w:rFonts w:ascii="Calibri" w:hAnsi="Calibri"/>
+                <w:sz w:val="18"/>
+              </w:rPr>
               <w:t xml:space="preserve">,</w:t>
             </w:r>
             <w:r>
+              <w:rPr>
+                <w:rFonts w:ascii="Calibri" w:hAnsi="Calibri"/>
+                <w:sz w:val="18"/>
+              </w:rPr>
               <w:t xml:space="preserve"> </w:t>
             </w:r>
             <w:r>
               <w:rPr>
                 <w:rStyle w:val="VerbatimChar"/>
+                <w:rFonts w:ascii="Calibri" w:hAnsi="Calibri"/>
+                <w:sz w:val="18"/>
               </w:rPr>
               <w:t xml:space="preserve">Customer</w:t>
             </w:r>
@@ -1442,39 +2080,89 @@
       </w:tr>
       <w:tr>
         <w:tc>
-          <w:tcPr/>
+          <w:tcPr>
+            <w:tcMar>
+              <w:top w:w="40" w:type="dxa"/>
+              <w:bottom w:w="40" w:type="dxa"/>
+              <w:left w:w="60" w:type="dxa"/>
+              <w:right w:w="60" w:type="dxa"/>
+            </w:tcMar>
+            <w:tcMar>
+              <w:top w:w="40" w:type="dxa"/>
+              <w:bottom w:w="40" w:type="dxa"/>
+              <w:left w:w="60" w:type="dxa"/>
+              <w:right w:w="60" w:type="dxa"/>
+            </w:tcMar>
+          </w:tcPr>
           <w:p>
             <w:pPr>
               <w:pStyle w:val="Compact"/>
+              <w:spacing w:before="0" w:after="40" w:line="264" w:lineRule="auto"/>
               <w:jc w:val="left"/>
             </w:pPr>
             <w:r>
+              <w:rPr>
+                <w:rFonts w:ascii="Calibri" w:hAnsi="Calibri"/>
+                <w:sz w:val="18"/>
+              </w:rPr>
               <w:t xml:space="preserve">Methods</w:t>
             </w:r>
           </w:p>
         </w:tc>
         <w:tc>
-          <w:tcPr/>
+          <w:tcPr>
+            <w:tcMar>
+              <w:top w:w="40" w:type="dxa"/>
+              <w:bottom w:w="40" w:type="dxa"/>
+              <w:left w:w="60" w:type="dxa"/>
+              <w:right w:w="60" w:type="dxa"/>
+            </w:tcMar>
+            <w:tcMar>
+              <w:top w:w="40" w:type="dxa"/>
+              <w:bottom w:w="40" w:type="dxa"/>
+              <w:left w:w="60" w:type="dxa"/>
+              <w:right w:w="60" w:type="dxa"/>
+            </w:tcMar>
+          </w:tcPr>
           <w:p>
             <w:pPr>
               <w:pStyle w:val="Compact"/>
+              <w:spacing w:before="0" w:after="40" w:line="264" w:lineRule="auto"/>
               <w:jc w:val="left"/>
             </w:pPr>
             <w:r>
+              <w:rPr>
+                <w:rFonts w:ascii="Calibri" w:hAnsi="Calibri"/>
+                <w:sz w:val="18"/>
+              </w:rPr>
               <w:t xml:space="preserve">Field annotations / setters used</w:t>
             </w:r>
             <w:r>
+              <w:rPr>
+                <w:rFonts w:ascii="Calibri" w:hAnsi="Calibri"/>
+                <w:sz w:val="18"/>
+              </w:rPr>
               <w:t xml:space="preserve"> </w:t>
             </w:r>
             <w:r>
+              <w:rPr>
+                <w:rFonts w:ascii="Calibri" w:hAnsi="Calibri"/>
+                <w:sz w:val="18"/>
+              </w:rPr>
               <w:t xml:space="preserve">by</w:t>
             </w:r>
             <w:r>
+              <w:rPr>
+                <w:rFonts w:ascii="Calibri" w:hAnsi="Calibri"/>
+                <w:sz w:val="18"/>
+              </w:rPr>
               <w:t xml:space="preserve"> </w:t>
             </w:r>
             <w:r>
               <w:rPr>
                 <w:rStyle w:val="VerbatimChar"/>
+                <w:rFonts w:ascii="Calibri" w:hAnsi="Calibri"/>
+                <w:sz w:val="18"/>
               </w:rPr>
               <w:t xml:space="preserve">updateCustomer</w:t>
             </w:r>
@@ -1483,43 +2171,97 @@
       </w:tr>
       <w:tr>
         <w:tc>
-          <w:tcPr/>
+          <w:tcPr>
+            <w:tcMar>
+              <w:top w:w="40" w:type="dxa"/>
+              <w:bottom w:w="40" w:type="dxa"/>
+              <w:left w:w="60" w:type="dxa"/>
+              <w:right w:w="60" w:type="dxa"/>
+            </w:tcMar>
+            <w:tcMar>
+              <w:top w:w="40" w:type="dxa"/>
+              <w:bottom w:w="40" w:type="dxa"/>
+              <w:left w:w="60" w:type="dxa"/>
+              <w:right w:w="60" w:type="dxa"/>
+            </w:tcMar>
+          </w:tcPr>
           <w:p>
             <w:pPr>
               <w:pStyle w:val="Compact"/>
+              <w:spacing w:before="0" w:after="40" w:line="264" w:lineRule="auto"/>
               <w:jc w:val="left"/>
             </w:pPr>
             <w:r>
+              <w:rPr>
+                <w:rFonts w:ascii="Calibri" w:hAnsi="Calibri"/>
+                <w:sz w:val="18"/>
+              </w:rPr>
               <w:t xml:space="preserve">Impact</w:t>
             </w:r>
           </w:p>
         </w:tc>
         <w:tc>
-          <w:tcPr/>
+          <w:tcPr>
+            <w:tcMar>
+              <w:top w:w="40" w:type="dxa"/>
+              <w:bottom w:w="40" w:type="dxa"/>
+              <w:left w:w="60" w:type="dxa"/>
+              <w:right w:w="60" w:type="dxa"/>
+            </w:tcMar>
+            <w:tcMar>
+              <w:top w:w="40" w:type="dxa"/>
+              <w:bottom w:w="40" w:type="dxa"/>
+              <w:left w:w="60" w:type="dxa"/>
+              <w:right w:w="60" w:type="dxa"/>
+            </w:tcMar>
+          </w:tcPr>
           <w:p>
             <w:pPr>
               <w:pStyle w:val="Compact"/>
+              <w:spacing w:before="0" w:after="40" w:line="264" w:lineRule="auto"/>
               <w:jc w:val="left"/>
             </w:pPr>
             <w:r>
+              <w:rPr>
+                <w:rFonts w:ascii="Calibri" w:hAnsi="Calibri"/>
+                <w:sz w:val="18"/>
+              </w:rPr>
               <w:t xml:space="preserve">DB column length</w:t>
             </w:r>
             <w:r>
+              <w:rPr>
+                <w:rFonts w:ascii="Calibri" w:hAnsi="Calibri"/>
+                <w:sz w:val="18"/>
+              </w:rPr>
               <w:t xml:space="preserve"> </w:t>
             </w:r>
             <w:r>
               <w:rPr>
                 <w:rStyle w:val="VerbatimChar"/>
+                <w:rFonts w:ascii="Calibri" w:hAnsi="Calibri"/>
+                <w:sz w:val="18"/>
               </w:rPr>
               <w:t xml:space="preserve">phone_number</w:t>
             </w:r>
             <w:r>
+              <w:rPr>
+                <w:rFonts w:ascii="Calibri" w:hAnsi="Calibri"/>
+                <w:sz w:val="18"/>
+              </w:rPr>
               <w:t xml:space="preserve">;</w:t>
             </w:r>
             <w:r>
+              <w:rPr>
+                <w:rFonts w:ascii="Calibri" w:hAnsi="Calibri"/>
+                <w:sz w:val="18"/>
+              </w:rPr>
               <w:t xml:space="preserve"> </w:t>
             </w:r>
             <w:r>
+              <w:rPr>
+                <w:rFonts w:ascii="Calibri" w:hAnsi="Calibri"/>
+                <w:sz w:val="18"/>
+              </w:rPr>
               <w:t xml:space="preserve">unique constraint; UI masks</w:t>
             </w:r>
           </w:p>
@@ -1539,9 +2281,17 @@
     <w:tbl>
       <w:tblPr>
         <w:tblStyle w:val="Table"/>
-        <w:tblW w:type="pct" w:w="4236"/>
-        <w:tblLayout w:type="fixed"/>
+        <w:tblW w:type="pct" w:w="5000"/>
+        <w:tblLayout w:type="autofit"/>
         <w:tblLook w:firstRow="1" w:lastRow="0" w:firstColumn="0" w:lastColumn="0" w:noHBand="0" w:noVBand="0" w:val="0020"/>
+        <w:tblBorders>
+          <w:top w:val="single" w:sz="4" w:space="0" w:color="CBD5E0"/>
+          <w:left w:val="single" w:sz="4" w:space="0" w:color="CBD5E0"/>
+          <w:bottom w:val="single" w:sz="4" w:space="0" w:color="CBD5E0"/>
+          <w:right w:val="single" w:sz="4" w:space="0" w:color="CBD5E0"/>
+          <w:insideH w:val="single" w:sz="4" w:space="0" w:color="CBD5E0"/>
+          <w:insideV w:val="single" w:sz="4" w:space="0" w:color="CBD5E0"/>
+        </w:tblBorders>
       </w:tblPr>
       <w:tblGrid>
         <w:gridCol w:w="2860"/>
@@ -1552,25 +2302,67 @@
           <w:tblHeader w:val="on"/>
         </w:trPr>
         <w:tc>
-          <w:tcPr/>
+          <w:tcPr>
+            <w:tcMar>
+              <w:top w:w="40" w:type="dxa"/>
+              <w:bottom w:w="40" w:type="dxa"/>
+              <w:left w:w="60" w:type="dxa"/>
+              <w:right w:w="60" w:type="dxa"/>
+            </w:tcMar>
+            <w:shd w:fill="1A365D" w:val="clear"/>
+            <w:tcMar>
+              <w:top w:w="40" w:type="dxa"/>
+              <w:bottom w:w="40" w:type="dxa"/>
+              <w:left w:w="60" w:type="dxa"/>
+              <w:right w:w="60" w:type="dxa"/>
+            </w:tcMar>
+          </w:tcPr>
           <w:p>
             <w:pPr>
               <w:pStyle w:val="Compact"/>
+              <w:spacing w:before="0" w:after="40" w:line="264" w:lineRule="auto"/>
               <w:jc w:val="left"/>
             </w:pPr>
             <w:r>
+              <w:rPr>
+                <w:rFonts w:ascii="Calibri" w:hAnsi="Calibri"/>
+                <w:b/>
+                <w:color w:val="FFFFFF"/>
+                <w:sz w:val="18"/>
+              </w:rPr>
               <w:t xml:space="preserve">Item</w:t>
             </w:r>
           </w:p>
         </w:tc>
         <w:tc>
-          <w:tcPr/>
+          <w:tcPr>
+            <w:tcMar>
+              <w:top w:w="40" w:type="dxa"/>
+              <w:bottom w:w="40" w:type="dxa"/>
+              <w:left w:w="60" w:type="dxa"/>
+              <w:right w:w="60" w:type="dxa"/>
+            </w:tcMar>
+            <w:shd w:fill="1A365D" w:val="clear"/>
+            <w:tcMar>
+              <w:top w:w="40" w:type="dxa"/>
+              <w:bottom w:w="40" w:type="dxa"/>
+              <w:left w:w="60" w:type="dxa"/>
+              <w:right w:w="60" w:type="dxa"/>
+            </w:tcMar>
+          </w:tcPr>
           <w:p>
             <w:pPr>
               <w:pStyle w:val="Compact"/>
+              <w:spacing w:before="0" w:after="40" w:line="264" w:lineRule="auto"/>
               <w:jc w:val="left"/>
             </w:pPr>
             <w:r>
+              <w:rPr>
+                <w:rFonts w:ascii="Calibri" w:hAnsi="Calibri"/>
+                <w:b/>
+                <w:color w:val="FFFFFF"/>
+                <w:sz w:val="18"/>
+              </w:rPr>
               <w:t xml:space="preserve">Detail</w:t>
             </w:r>
           </w:p>
@@ -1578,37 +2370,83 @@
       </w:tr>
       <w:tr>
         <w:tc>
-          <w:tcPr/>
+          <w:tcPr>
+            <w:tcMar>
+              <w:top w:w="40" w:type="dxa"/>
+              <w:bottom w:w="40" w:type="dxa"/>
+              <w:left w:w="60" w:type="dxa"/>
+              <w:right w:w="60" w:type="dxa"/>
+            </w:tcMar>
+            <w:tcMar>
+              <w:top w:w="40" w:type="dxa"/>
+              <w:bottom w:w="40" w:type="dxa"/>
+              <w:left w:w="60" w:type="dxa"/>
+              <w:right w:w="60" w:type="dxa"/>
+            </w:tcMar>
+          </w:tcPr>
           <w:p>
             <w:pPr>
               <w:pStyle w:val="Compact"/>
+              <w:spacing w:before="0" w:after="40" w:line="264" w:lineRule="auto"/>
               <w:jc w:val="left"/>
             </w:pPr>
             <w:r>
+              <w:rPr>
+                <w:rFonts w:ascii="Calibri" w:hAnsi="Calibri"/>
+                <w:sz w:val="18"/>
+              </w:rPr>
               <w:t xml:space="preserve">Files</w:t>
             </w:r>
           </w:p>
         </w:tc>
         <w:tc>
-          <w:tcPr/>
+          <w:tcPr>
+            <w:tcMar>
+              <w:top w:w="40" w:type="dxa"/>
+              <w:bottom w:w="40" w:type="dxa"/>
+              <w:left w:w="60" w:type="dxa"/>
+              <w:right w:w="60" w:type="dxa"/>
+            </w:tcMar>
+            <w:tcMar>
+              <w:top w:w="40" w:type="dxa"/>
+              <w:bottom w:w="40" w:type="dxa"/>
+              <w:left w:w="60" w:type="dxa"/>
+              <w:right w:w="60" w:type="dxa"/>
+            </w:tcMar>
+          </w:tcPr>
           <w:p>
             <w:pPr>
               <w:pStyle w:val="Compact"/>
+              <w:spacing w:before="0" w:after="40" w:line="264" w:lineRule="auto"/>
               <w:jc w:val="left"/>
             </w:pPr>
             <w:r>
               <w:rPr>
                 <w:rStyle w:val="VerbatimChar"/>
+                <w:rFonts w:ascii="Calibri" w:hAnsi="Calibri"/>
+                <w:sz w:val="18"/>
               </w:rPr>
               <w:t xml:space="preserve">CustomerServiceImpl.java</w:t>
             </w:r>
             <w:r>
+              <w:rPr>
+                <w:rFonts w:ascii="Calibri" w:hAnsi="Calibri"/>
+                <w:sz w:val="18"/>
+              </w:rPr>
               <w:t xml:space="preserve">,</w:t>
             </w:r>
             <w:r>
+              <w:rPr>
+                <w:rFonts w:ascii="Calibri" w:hAnsi="Calibri"/>
+                <w:sz w:val="18"/>
+              </w:rPr>
               <w:t xml:space="preserve"> </w:t>
             </w:r>
             <w:r>
+              <w:rPr>
+                <w:rFonts w:ascii="Calibri" w:hAnsi="Calibri"/>
+                <w:sz w:val="18"/>
+              </w:rPr>
               <w:t xml:space="preserve">create-customer dialog</w:t>
             </w:r>
           </w:p>
@@ -1616,55 +2454,119 @@
       </w:tr>
       <w:tr>
         <w:tc>
-          <w:tcPr/>
+          <w:tcPr>
+            <w:tcMar>
+              <w:top w:w="40" w:type="dxa"/>
+              <w:bottom w:w="40" w:type="dxa"/>
+              <w:left w:w="60" w:type="dxa"/>
+              <w:right w:w="60" w:type="dxa"/>
+            </w:tcMar>
+            <w:tcMar>
+              <w:top w:w="40" w:type="dxa"/>
+              <w:bottom w:w="40" w:type="dxa"/>
+              <w:left w:w="60" w:type="dxa"/>
+              <w:right w:w="60" w:type="dxa"/>
+            </w:tcMar>
+          </w:tcPr>
           <w:p>
             <w:pPr>
               <w:pStyle w:val="Compact"/>
+              <w:spacing w:before="0" w:after="40" w:line="264" w:lineRule="auto"/>
               <w:jc w:val="left"/>
             </w:pPr>
             <w:r>
+              <w:rPr>
+                <w:rFonts w:ascii="Calibri" w:hAnsi="Calibri"/>
+                <w:sz w:val="18"/>
+              </w:rPr>
               <w:t xml:space="preserve">Methods</w:t>
             </w:r>
           </w:p>
         </w:tc>
         <w:tc>
-          <w:tcPr/>
+          <w:tcPr>
+            <w:tcMar>
+              <w:top w:w="40" w:type="dxa"/>
+              <w:bottom w:w="40" w:type="dxa"/>
+              <w:left w:w="60" w:type="dxa"/>
+              <w:right w:w="60" w:type="dxa"/>
+            </w:tcMar>
+            <w:tcMar>
+              <w:top w:w="40" w:type="dxa"/>
+              <w:bottom w:w="40" w:type="dxa"/>
+              <w:left w:w="60" w:type="dxa"/>
+              <w:right w:w="60" w:type="dxa"/>
+            </w:tcMar>
+          </w:tcPr>
           <w:p>
             <w:pPr>
               <w:pStyle w:val="Compact"/>
+              <w:spacing w:before="0" w:after="40" w:line="264" w:lineRule="auto"/>
               <w:jc w:val="left"/>
             </w:pPr>
             <w:r>
               <w:rPr>
                 <w:rStyle w:val="VerbatimChar"/>
+                <w:rFonts w:ascii="Calibri" w:hAnsi="Calibri"/>
+                <w:sz w:val="18"/>
               </w:rPr>
               <w:t xml:space="preserve">createCustomer()</w:t>
             </w:r>
             <w:r>
+              <w:rPr>
+                <w:rFonts w:ascii="Calibri" w:hAnsi="Calibri"/>
+                <w:sz w:val="18"/>
+              </w:rPr>
               <w:t xml:space="preserve"> </w:t>
             </w:r>
             <w:r>
+              <w:rPr>
+                <w:rFonts w:ascii="Calibri" w:hAnsi="Calibri"/>
+                <w:sz w:val="18"/>
+              </w:rPr>
               <w:t xml:space="preserve">—</w:t>
             </w:r>
             <w:r>
+              <w:rPr>
+                <w:rFonts w:ascii="Calibri" w:hAnsi="Calibri"/>
+                <w:sz w:val="18"/>
+              </w:rPr>
               <w:t xml:space="preserve"> </w:t>
             </w:r>
             <w:r>
+              <w:rPr>
+                <w:rFonts w:ascii="Calibri" w:hAnsi="Calibri"/>
+                <w:sz w:val="18"/>
+              </w:rPr>
               <w:t xml:space="preserve">remove/guard</w:t>
             </w:r>
             <w:r>
+              <w:rPr>
+                <w:rFonts w:ascii="Calibri" w:hAnsi="Calibri"/>
+                <w:sz w:val="18"/>
+              </w:rPr>
               <w:t xml:space="preserve"> </w:t>
             </w:r>
             <w:r>
               <w:rPr>
                 <w:rStyle w:val="VerbatimChar"/>
+                <w:rFonts w:ascii="Calibri" w:hAnsi="Calibri"/>
+                <w:sz w:val="18"/>
               </w:rPr>
               <w:t xml:space="preserve">AccountService.openAccount</w:t>
             </w:r>
             <w:r>
+              <w:rPr>
+                <w:rFonts w:ascii="Calibri" w:hAnsi="Calibri"/>
+                <w:sz w:val="18"/>
+              </w:rPr>
               <w:t xml:space="preserve"> </w:t>
             </w:r>
             <w:r>
+              <w:rPr>
+                <w:rFonts w:ascii="Calibri" w:hAnsi="Calibri"/>
+                <w:sz w:val="18"/>
+              </w:rPr>
               <w:t xml:space="preserve">call</w:t>
             </w:r>
           </w:p>
@@ -1672,31 +2574,75 @@
       </w:tr>
       <w:tr>
         <w:tc>
-          <w:tcPr/>
+          <w:tcPr>
+            <w:tcMar>
+              <w:top w:w="40" w:type="dxa"/>
+              <w:bottom w:w="40" w:type="dxa"/>
+              <w:left w:w="60" w:type="dxa"/>
+              <w:right w:w="60" w:type="dxa"/>
+            </w:tcMar>
+            <w:tcMar>
+              <w:top w:w="40" w:type="dxa"/>
+              <w:bottom w:w="40" w:type="dxa"/>
+              <w:left w:w="60" w:type="dxa"/>
+              <w:right w:w="60" w:type="dxa"/>
+            </w:tcMar>
+          </w:tcPr>
           <w:p>
             <w:pPr>
               <w:pStyle w:val="Compact"/>
+              <w:spacing w:before="0" w:after="40" w:line="264" w:lineRule="auto"/>
               <w:jc w:val="left"/>
             </w:pPr>
             <w:r>
+              <w:rPr>
+                <w:rFonts w:ascii="Calibri" w:hAnsi="Calibri"/>
+                <w:sz w:val="18"/>
+              </w:rPr>
               <w:t xml:space="preserve">Impact</w:t>
             </w:r>
           </w:p>
         </w:tc>
         <w:tc>
-          <w:tcPr/>
+          <w:tcPr>
+            <w:tcMar>
+              <w:top w:w="40" w:type="dxa"/>
+              <w:bottom w:w="40" w:type="dxa"/>
+              <w:left w:w="60" w:type="dxa"/>
+              <w:right w:w="60" w:type="dxa"/>
+            </w:tcMar>
+            <w:tcMar>
+              <w:top w:w="40" w:type="dxa"/>
+              <w:bottom w:w="40" w:type="dxa"/>
+              <w:left w:w="60" w:type="dxa"/>
+              <w:right w:w="60" w:type="dxa"/>
+            </w:tcMar>
+          </w:tcPr>
           <w:p>
             <w:pPr>
               <w:pStyle w:val="Compact"/>
+              <w:spacing w:before="0" w:after="40" w:line="264" w:lineRule="auto"/>
               <w:jc w:val="left"/>
             </w:pPr>
             <w:r>
+              <w:rPr>
+                <w:rFonts w:ascii="Calibri" w:hAnsi="Calibri"/>
+                <w:sz w:val="18"/>
+              </w:rPr>
               <w:t xml:space="preserve">Onboarding UX; Account module</w:t>
             </w:r>
             <w:r>
+              <w:rPr>
+                <w:rFonts w:ascii="Calibri" w:hAnsi="Calibri"/>
+                <w:sz w:val="18"/>
+              </w:rPr>
               <w:t xml:space="preserve"> </w:t>
             </w:r>
             <w:r>
+              <w:rPr>
+                <w:rFonts w:ascii="Calibri" w:hAnsi="Calibri"/>
+                <w:sz w:val="18"/>
+              </w:rPr>
               <w:t xml:space="preserve">unchanged</w:t>
             </w:r>
           </w:p>
@@ -1716,9 +2662,17 @@
     <w:tbl>
       <w:tblPr>
         <w:tblStyle w:val="Table"/>
-        <w:tblW w:type="pct" w:w="4306"/>
-        <w:tblLayout w:type="fixed"/>
+        <w:tblW w:type="pct" w:w="5000"/>
+        <w:tblLayout w:type="autofit"/>
         <w:tblLook w:firstRow="1" w:lastRow="0" w:firstColumn="0" w:lastColumn="0" w:noHBand="0" w:noVBand="0" w:val="0020"/>
+        <w:tblBorders>
+          <w:top w:val="single" w:sz="4" w:space="0" w:color="CBD5E0"/>
+          <w:left w:val="single" w:sz="4" w:space="0" w:color="CBD5E0"/>
+          <w:bottom w:val="single" w:sz="4" w:space="0" w:color="CBD5E0"/>
+          <w:right w:val="single" w:sz="4" w:space="0" w:color="CBD5E0"/>
+          <w:insideH w:val="single" w:sz="4" w:space="0" w:color="CBD5E0"/>
+          <w:insideV w:val="single" w:sz="4" w:space="0" w:color="CBD5E0"/>
+        </w:tblBorders>
       </w:tblPr>
       <w:tblGrid>
         <w:gridCol w:w="3410"/>
@@ -1729,25 +2683,67 @@
           <w:tblHeader w:val="on"/>
         </w:trPr>
         <w:tc>
-          <w:tcPr/>
+          <w:tcPr>
+            <w:tcMar>
+              <w:top w:w="40" w:type="dxa"/>
+              <w:bottom w:w="40" w:type="dxa"/>
+              <w:left w:w="60" w:type="dxa"/>
+              <w:right w:w="60" w:type="dxa"/>
+            </w:tcMar>
+            <w:shd w:fill="1A365D" w:val="clear"/>
+            <w:tcMar>
+              <w:top w:w="40" w:type="dxa"/>
+              <w:bottom w:w="40" w:type="dxa"/>
+              <w:left w:w="60" w:type="dxa"/>
+              <w:right w:w="60" w:type="dxa"/>
+            </w:tcMar>
+          </w:tcPr>
           <w:p>
             <w:pPr>
               <w:pStyle w:val="Compact"/>
+              <w:spacing w:before="0" w:after="40" w:line="264" w:lineRule="auto"/>
               <w:jc w:val="left"/>
             </w:pPr>
             <w:r>
+              <w:rPr>
+                <w:rFonts w:ascii="Calibri" w:hAnsi="Calibri"/>
+                <w:b/>
+                <w:color w:val="FFFFFF"/>
+                <w:sz w:val="18"/>
+              </w:rPr>
               <w:t xml:space="preserve">Item</w:t>
             </w:r>
           </w:p>
         </w:tc>
         <w:tc>
-          <w:tcPr/>
+          <w:tcPr>
+            <w:tcMar>
+              <w:top w:w="40" w:type="dxa"/>
+              <w:bottom w:w="40" w:type="dxa"/>
+              <w:left w:w="60" w:type="dxa"/>
+              <w:right w:w="60" w:type="dxa"/>
+            </w:tcMar>
+            <w:shd w:fill="1A365D" w:val="clear"/>
+            <w:tcMar>
+              <w:top w:w="40" w:type="dxa"/>
+              <w:bottom w:w="40" w:type="dxa"/>
+              <w:left w:w="60" w:type="dxa"/>
+              <w:right w:w="60" w:type="dxa"/>
+            </w:tcMar>
+          </w:tcPr>
           <w:p>
             <w:pPr>
               <w:pStyle w:val="Compact"/>
+              <w:spacing w:before="0" w:after="40" w:line="264" w:lineRule="auto"/>
               <w:jc w:val="left"/>
             </w:pPr>
             <w:r>
+              <w:rPr>
+                <w:rFonts w:ascii="Calibri" w:hAnsi="Calibri"/>
+                <w:b/>
+                <w:color w:val="FFFFFF"/>
+                <w:sz w:val="18"/>
+              </w:rPr>
               <w:t xml:space="preserve">Detail</w:t>
             </w:r>
           </w:p>
@@ -1755,39 +2751,83 @@
       </w:tr>
       <w:tr>
         <w:tc>
-          <w:tcPr/>
+          <w:tcPr>
+            <w:tcMar>
+              <w:top w:w="40" w:type="dxa"/>
+              <w:bottom w:w="40" w:type="dxa"/>
+              <w:left w:w="60" w:type="dxa"/>
+              <w:right w:w="60" w:type="dxa"/>
+            </w:tcMar>
+            <w:tcMar>
+              <w:top w:w="40" w:type="dxa"/>
+              <w:bottom w:w="40" w:type="dxa"/>
+              <w:left w:w="60" w:type="dxa"/>
+              <w:right w:w="60" w:type="dxa"/>
+            </w:tcMar>
+          </w:tcPr>
           <w:p>
             <w:pPr>
               <w:pStyle w:val="Compact"/>
+              <w:spacing w:before="0" w:after="40" w:line="264" w:lineRule="auto"/>
               <w:jc w:val="left"/>
             </w:pPr>
             <w:r>
+              <w:rPr>
+                <w:rFonts w:ascii="Calibri" w:hAnsi="Calibri"/>
+                <w:sz w:val="18"/>
+              </w:rPr>
               <w:t xml:space="preserve">Files</w:t>
             </w:r>
           </w:p>
         </w:tc>
         <w:tc>
-          <w:tcPr/>
+          <w:tcPr>
+            <w:tcMar>
+              <w:top w:w="40" w:type="dxa"/>
+              <w:bottom w:w="40" w:type="dxa"/>
+              <w:left w:w="60" w:type="dxa"/>
+              <w:right w:w="60" w:type="dxa"/>
+            </w:tcMar>
+            <w:tcMar>
+              <w:top w:w="40" w:type="dxa"/>
+              <w:bottom w:w="40" w:type="dxa"/>
+              <w:left w:w="60" w:type="dxa"/>
+              <w:right w:w="60" w:type="dxa"/>
+            </w:tcMar>
+          </w:tcPr>
           <w:p>
             <w:pPr>
               <w:pStyle w:val="Compact"/>
+              <w:spacing w:before="0" w:after="40" w:line="264" w:lineRule="auto"/>
               <w:jc w:val="left"/>
             </w:pPr>
             <w:r>
               <w:rPr>
                 <w:rStyle w:val="VerbatimChar"/>
+                <w:rFonts w:ascii="Calibri" w:hAnsi="Calibri"/>
+                <w:sz w:val="18"/>
               </w:rPr>
               <w:t xml:space="preserve">BusinessIdFormatter.java</w:t>
             </w:r>
             <w:r>
+              <w:rPr>
+                <w:rFonts w:ascii="Calibri" w:hAnsi="Calibri"/>
+                <w:sz w:val="18"/>
+              </w:rPr>
               <w:t xml:space="preserve">,</w:t>
             </w:r>
             <w:r>
+              <w:rPr>
+                <w:rFonts w:ascii="Calibri" w:hAnsi="Calibri"/>
+                <w:sz w:val="18"/>
+              </w:rPr>
               <w:t xml:space="preserve"> </w:t>
             </w:r>
             <w:r>
               <w:rPr>
                 <w:rStyle w:val="VerbatimChar"/>
+                <w:rFonts w:ascii="Calibri" w:hAnsi="Calibri"/>
+                <w:sz w:val="18"/>
               </w:rPr>
               <w:t xml:space="preserve">Customer.getCustomerCode()</w:t>
             </w:r>
@@ -1796,47 +2836,105 @@
       </w:tr>
       <w:tr>
         <w:tc>
-          <w:tcPr/>
+          <w:tcPr>
+            <w:tcMar>
+              <w:top w:w="40" w:type="dxa"/>
+              <w:bottom w:w="40" w:type="dxa"/>
+              <w:left w:w="60" w:type="dxa"/>
+              <w:right w:w="60" w:type="dxa"/>
+            </w:tcMar>
+            <w:tcMar>
+              <w:top w:w="40" w:type="dxa"/>
+              <w:bottom w:w="40" w:type="dxa"/>
+              <w:left w:w="60" w:type="dxa"/>
+              <w:right w:w="60" w:type="dxa"/>
+            </w:tcMar>
+          </w:tcPr>
           <w:p>
             <w:pPr>
               <w:pStyle w:val="Compact"/>
+              <w:spacing w:before="0" w:after="40" w:line="264" w:lineRule="auto"/>
               <w:jc w:val="left"/>
             </w:pPr>
             <w:r>
+              <w:rPr>
+                <w:rFonts w:ascii="Calibri" w:hAnsi="Calibri"/>
+                <w:sz w:val="18"/>
+              </w:rPr>
               <w:t xml:space="preserve">Impact</w:t>
             </w:r>
           </w:p>
         </w:tc>
         <w:tc>
-          <w:tcPr/>
+          <w:tcPr>
+            <w:tcMar>
+              <w:top w:w="40" w:type="dxa"/>
+              <w:bottom w:w="40" w:type="dxa"/>
+              <w:left w:w="60" w:type="dxa"/>
+              <w:right w:w="60" w:type="dxa"/>
+            </w:tcMar>
+            <w:tcMar>
+              <w:top w:w="40" w:type="dxa"/>
+              <w:bottom w:w="40" w:type="dxa"/>
+              <w:left w:w="60" w:type="dxa"/>
+              <w:right w:w="60" w:type="dxa"/>
+            </w:tcMar>
+          </w:tcPr>
           <w:p>
             <w:pPr>
               <w:pStyle w:val="Compact"/>
+              <w:spacing w:before="0" w:after="40" w:line="264" w:lineRule="auto"/>
               <w:jc w:val="left"/>
             </w:pPr>
             <w:r>
+              <w:rPr>
+                <w:rFonts w:ascii="Calibri" w:hAnsi="Calibri"/>
+                <w:sz w:val="18"/>
+              </w:rPr>
               <w:t xml:space="preserve">All UI labels;</w:t>
             </w:r>
             <w:r>
+              <w:rPr>
+                <w:rFonts w:ascii="Calibri" w:hAnsi="Calibri"/>
+                <w:sz w:val="18"/>
+              </w:rPr>
               <w:t xml:space="preserve"> </w:t>
             </w:r>
             <w:r>
               <w:rPr>
+                <w:rFonts w:ascii="Calibri" w:hAnsi="Calibri"/>
                 <w:b/>
                 <w:bCs/>
+                <w:sz w:val="18"/>
               </w:rPr>
               <w:t xml:space="preserve">not</w:t>
             </w:r>
             <w:r>
+              <w:rPr>
+                <w:rFonts w:ascii="Calibri" w:hAnsi="Calibri"/>
+                <w:sz w:val="18"/>
+              </w:rPr>
               <w:t xml:space="preserve"> </w:t>
             </w:r>
             <w:r>
+              <w:rPr>
+                <w:rFonts w:ascii="Calibri" w:hAnsi="Calibri"/>
+                <w:sz w:val="18"/>
+              </w:rPr>
               <w:t xml:space="preserve">a DB</w:t>
             </w:r>
             <w:r>
+              <w:rPr>
+                <w:rFonts w:ascii="Calibri" w:hAnsi="Calibri"/>
+                <w:sz w:val="18"/>
+              </w:rPr>
               <w:t xml:space="preserve"> </w:t>
             </w:r>
             <w:r>
+              <w:rPr>
+                <w:rFonts w:ascii="Calibri" w:hAnsi="Calibri"/>
+                <w:sz w:val="18"/>
+              </w:rPr>
               <w:t xml:space="preserve">migration</w:t>
             </w:r>
           </w:p>
